--- a/docs-en/docx/SAB/Scripture-App-Builder-11-Creating-Quizzes.docx
+++ b/docs-en/docx/SAB/Scripture-App-Builder-11-Creating-Quizzes.docx
@@ -1,6 +1,6 @@
 
 <file path=word/document.xml><?xml version="1.0" encoding="utf-8"?>
-<w:document xmlns:wpc="http://schemas.microsoft.com/office/word/2010/wordprocessingCanvas" xmlns:cx="http://schemas.microsoft.com/office/drawing/2014/chartex" xmlns:cx1="http://schemas.microsoft.com/office/drawing/2015/9/8/chartex" xmlns:cx2="http://schemas.microsoft.com/office/drawing/2015/10/21/chartex" xmlns:cx3="http://schemas.microsoft.com/office/drawing/2016/5/9/chartex" xmlns:cx4="http://schemas.microsoft.com/office/drawing/2016/5/10/chartex" xmlns:cx5="http://schemas.microsoft.com/office/drawing/2016/5/11/chartex" xmlns:cx6="http://schemas.microsoft.com/office/drawing/2016/5/12/chartex" xmlns:cx7="http://schemas.microsoft.com/office/drawing/2016/5/13/chartex" xmlns:cx8="http://schemas.microsoft.com/office/drawing/2016/5/14/chartex" xmlns:mc="http://schemas.openxmlformats.org/markup-compatibility/2006" xmlns:aink="http://schemas.microsoft.com/office/drawing/2016/ink" xmlns:am3d="http://schemas.microsoft.com/office/drawing/2017/model3d" xmlns:o="urn:schemas-microsoft-com:office:office" xmlns:oel="http://schemas.microsoft.com/office/2019/extlst" xmlns:r="http://schemas.openxmlformats.org/officeDocument/2006/relationships" xmlns:m="http://schemas.openxmlformats.org/officeDocument/2006/math" xmlns:v="urn:schemas-microsoft-com:vml" xmlns:wp14="http://schemas.microsoft.com/office/word/2010/wordprocessingDrawing" xmlns:wp="http://schemas.openxmlformats.org/drawingml/2006/wordprocessingDrawing" xmlns:w10="urn:schemas-microsoft-com:office:word" xmlns:w="http://schemas.openxmlformats.org/wordprocessingml/2006/main" xmlns:w14="http://schemas.microsoft.com/office/word/2010/wordml" xmlns:w15="http://schemas.microsoft.com/office/word/2012/wordml" xmlns:w16cex="http://schemas.microsoft.com/office/word/2018/wordml/cex" xmlns:w16cid="http://schemas.microsoft.com/office/word/2016/wordml/cid" xmlns:w16="http://schemas.microsoft.com/office/word/2018/wordml" xmlns:w16sdtdh="http://schemas.microsoft.com/office/word/2020/wordml/sdtdatahash" xmlns:w16se="http://schemas.microsoft.com/office/word/2015/wordml/symex" xmlns:wpg="http://schemas.microsoft.com/office/word/2010/wordprocessingGroup" xmlns:wpi="http://schemas.microsoft.com/office/word/2010/wordprocessingInk" xmlns:wne="http://schemas.microsoft.com/office/word/2006/wordml" xmlns:wps="http://schemas.microsoft.com/office/word/2010/wordprocessingShape" mc:Ignorable="w14 w15 w16se w16cid w16 w16cex w16sdtdh wp14">
+<w:document xmlns:wpc="http://schemas.microsoft.com/office/word/2010/wordprocessingCanvas" xmlns:mc="http://schemas.openxmlformats.org/markup-compatibility/2006" xmlns:o="urn:schemas-microsoft-com:office:office" xmlns:r="http://schemas.openxmlformats.org/officeDocument/2006/relationships" xmlns:m="http://schemas.openxmlformats.org/officeDocument/2006/math" xmlns:v="urn:schemas-microsoft-com:vml" xmlns:wp14="http://schemas.microsoft.com/office/word/2010/wordprocessingDrawing" xmlns:wp="http://schemas.openxmlformats.org/drawingml/2006/wordprocessingDrawing" xmlns:w10="urn:schemas-microsoft-com:office:word" xmlns:w="http://schemas.openxmlformats.org/wordprocessingml/2006/main" xmlns:w14="http://schemas.microsoft.com/office/word/2010/wordml" xmlns:w15="http://schemas.microsoft.com/office/word/2012/wordml" xmlns:wpg="http://schemas.microsoft.com/office/word/2010/wordprocessingGroup" xmlns:wpi="http://schemas.microsoft.com/office/word/2010/wordprocessingInk" xmlns:wne="http://schemas.microsoft.com/office/word/2006/wordml" xmlns:wps="http://schemas.microsoft.com/office/word/2010/wordprocessingShape" mc:Ignorable="w14 w15 wp14">
   <w:body>
     <w:p/>
     <w:p/>
@@ -40,6 +40,7 @@
           <w:noProof/>
           <w:sz w:val="48"/>
           <w:szCs w:val="48"/>
+          <w:lang w:val="en-US"/>
         </w:rPr>
         <w:drawing>
           <wp:inline distT="0" distB="0" distL="0" distR="0" wp14:anchorId="3BDD4B22" wp14:editId="33982DF8">
@@ -152,8 +153,8 @@
           <w:lang w:val="en-US"/>
         </w:rPr>
         <w:br/>
-        <w:t>with</w:t>
-      </w:r>
+      </w:r>
+      <w:proofErr w:type="gramStart"/>
       <w:r>
         <w:rPr>
           <w:b/>
@@ -161,8 +162,9 @@
           <w:szCs w:val="40"/>
           <w:lang w:val="en-US"/>
         </w:rPr>
-        <w:t xml:space="preserve"> </w:t>
-      </w:r>
+        <w:t>with</w:t>
+      </w:r>
+      <w:proofErr w:type="gramEnd"/>
       <w:r>
         <w:rPr>
           <w:b/>
@@ -170,7 +172,7 @@
           <w:szCs w:val="40"/>
           <w:lang w:val="en-US"/>
         </w:rPr>
-        <w:t>Q</w:t>
+        <w:t xml:space="preserve"> </w:t>
       </w:r>
       <w:r>
         <w:rPr>
@@ -179,6 +181,15 @@
           <w:szCs w:val="40"/>
           <w:lang w:val="en-US"/>
         </w:rPr>
+        <w:t>Q</w:t>
+      </w:r>
+      <w:r>
+        <w:rPr>
+          <w:b/>
+          <w:sz w:val="72"/>
+          <w:szCs w:val="40"/>
+          <w:lang w:val="en-US"/>
+        </w:rPr>
         <w:t>uizzes</w:t>
       </w:r>
     </w:p>
@@ -230,6 +241,7 @@
       <w:r>
         <w:rPr>
           <w:noProof/>
+          <w:lang w:val="en-US"/>
         </w:rPr>
         <w:drawing>
           <wp:inline distT="0" distB="0" distL="0" distR="0" wp14:anchorId="3F56DDC7" wp14:editId="0286E4BA">
@@ -460,7 +472,7 @@
           <w:sz w:val="24"/>
           <w:szCs w:val="24"/>
         </w:rPr>
-        <w:t>2</w:t>
+        <w:t>6</w:t>
       </w:r>
       <w:r>
         <w:rPr>
@@ -479,7 +491,7 @@
           <w:iCs/>
           <w:sz w:val="36"/>
           <w:szCs w:val="36"/>
-          <w:lang w:val="fr-FR"/>
+          <w:lang w:val="en-US"/>
         </w:rPr>
       </w:pPr>
       <w:r>
@@ -488,39 +500,7 @@
           <w:sz w:val="24"/>
           <w:szCs w:val="24"/>
         </w:rPr>
-        <w:t>31</w:t>
-      </w:r>
-      <w:r>
-        <w:rPr>
-          <w:iCs/>
-          <w:sz w:val="24"/>
-          <w:szCs w:val="24"/>
-        </w:rPr>
-        <w:t xml:space="preserve"> </w:t>
-      </w:r>
-      <w:r>
-        <w:rPr>
-          <w:iCs/>
-          <w:sz w:val="24"/>
-          <w:szCs w:val="24"/>
-        </w:rPr>
-        <w:t>August</w:t>
-      </w:r>
-      <w:r>
-        <w:rPr>
-          <w:iCs/>
-          <w:sz w:val="24"/>
-          <w:szCs w:val="24"/>
-        </w:rPr>
-        <w:t xml:space="preserve"> 202</w:t>
-      </w:r>
-      <w:r>
-        <w:rPr>
-          <w:iCs/>
-          <w:sz w:val="24"/>
-          <w:szCs w:val="24"/>
-        </w:rPr>
-        <w:t>2</w:t>
+        <w:t>10 June 2026</w:t>
       </w:r>
     </w:p>
     <w:p>
@@ -599,12 +579,21 @@
           <w:szCs w:val="24"/>
         </w:rPr>
       </w:pPr>
-      <w:r>
-        <w:rPr>
-          <w:sz w:val="24"/>
-          <w:szCs w:val="24"/>
-        </w:rPr>
-        <w:t xml:space="preserve">and on the Help menu of </w:t>
+      <w:proofErr w:type="gramStart"/>
+      <w:r>
+        <w:rPr>
+          <w:sz w:val="24"/>
+          <w:szCs w:val="24"/>
+        </w:rPr>
+        <w:t>and</w:t>
+      </w:r>
+      <w:proofErr w:type="gramEnd"/>
+      <w:r>
+        <w:rPr>
+          <w:sz w:val="24"/>
+          <w:szCs w:val="24"/>
+        </w:rPr>
+        <w:t xml:space="preserve"> on the Help menu of </w:t>
       </w:r>
       <w:r>
         <w:rPr>
@@ -678,7 +667,7 @@
           <w:rFonts w:eastAsiaTheme="minorEastAsia"/>
           <w:sz w:val="22"/>
           <w:szCs w:val="22"/>
-          <w:lang w:eastAsia="en-GB"/>
+          <w:lang w:val="en-US"/>
         </w:rPr>
       </w:pPr>
       <w:r>
@@ -696,7 +685,7 @@
         </w:rPr>
         <w:fldChar w:fldCharType="separate"/>
       </w:r>
-      <w:hyperlink w:anchor="_Toc112849245" w:history="1">
+      <w:hyperlink w:anchor="_Toc231996894" w:history="1">
         <w:r>
           <w:rPr>
             <w:rStyle w:val="Hyperlink"/>
@@ -708,7 +697,7 @@
             <w:rFonts w:eastAsiaTheme="minorEastAsia"/>
             <w:sz w:val="22"/>
             <w:szCs w:val="22"/>
-            <w:lang w:eastAsia="en-GB"/>
+            <w:lang w:val="en-US"/>
           </w:rPr>
           <w:tab/>
         </w:r>
@@ -734,7 +723,7 @@
           <w:rPr>
             <w:webHidden/>
           </w:rPr>
-          <w:instrText xml:space="preserve"> PAGEREF _Toc112849245 \h </w:instrText>
+          <w:instrText xml:space="preserve"> PAGEREF _Toc231996894 \h </w:instrText>
         </w:r>
         <w:r>
           <w:rPr>
@@ -768,10 +757,10 @@
           <w:rFonts w:eastAsiaTheme="minorEastAsia"/>
           <w:sz w:val="22"/>
           <w:szCs w:val="22"/>
-          <w:lang w:eastAsia="en-GB"/>
-        </w:rPr>
-      </w:pPr>
-      <w:hyperlink w:anchor="_Toc112849246" w:history="1">
+          <w:lang w:val="en-US"/>
+        </w:rPr>
+      </w:pPr>
+      <w:hyperlink w:anchor="_Toc231996895" w:history="1">
         <w:r>
           <w:rPr>
             <w:rStyle w:val="Hyperlink"/>
@@ -783,7 +772,7 @@
             <w:rFonts w:eastAsiaTheme="minorEastAsia"/>
             <w:sz w:val="22"/>
             <w:szCs w:val="22"/>
-            <w:lang w:eastAsia="en-GB"/>
+            <w:lang w:val="en-US"/>
           </w:rPr>
           <w:tab/>
         </w:r>
@@ -809,7 +798,7 @@
           <w:rPr>
             <w:webHidden/>
           </w:rPr>
-          <w:instrText xml:space="preserve"> PAGEREF _Toc112849246 \h </w:instrText>
+          <w:instrText xml:space="preserve"> PAGEREF _Toc231996895 \h </w:instrText>
         </w:r>
         <w:r>
           <w:rPr>
@@ -826,7 +815,7 @@
           <w:rPr>
             <w:webHidden/>
           </w:rPr>
-          <w:t>5</w:t>
+          <w:t>6</w:t>
         </w:r>
         <w:r>
           <w:rPr>
@@ -843,10 +832,10 @@
           <w:rFonts w:eastAsiaTheme="minorEastAsia"/>
           <w:sz w:val="22"/>
           <w:szCs w:val="22"/>
-          <w:lang w:eastAsia="en-GB"/>
-        </w:rPr>
-      </w:pPr>
-      <w:hyperlink w:anchor="_Toc112849247" w:history="1">
+          <w:lang w:val="en-US"/>
+        </w:rPr>
+      </w:pPr>
+      <w:hyperlink w:anchor="_Toc231996896" w:history="1">
         <w:r>
           <w:rPr>
             <w:rStyle w:val="Hyperlink"/>
@@ -858,7 +847,7 @@
             <w:rFonts w:eastAsiaTheme="minorEastAsia"/>
             <w:sz w:val="22"/>
             <w:szCs w:val="22"/>
-            <w:lang w:eastAsia="en-GB"/>
+            <w:lang w:val="en-US"/>
           </w:rPr>
           <w:tab/>
         </w:r>
@@ -884,7 +873,7 @@
           <w:rPr>
             <w:webHidden/>
           </w:rPr>
-          <w:instrText xml:space="preserve"> PAGEREF _Toc112849247 \h </w:instrText>
+          <w:instrText xml:space="preserve"> PAGEREF _Toc231996896 \h </w:instrText>
         </w:r>
         <w:r>
           <w:rPr>
@@ -901,7 +890,7 @@
           <w:rPr>
             <w:webHidden/>
           </w:rPr>
-          <w:t>6</w:t>
+          <w:t>7</w:t>
         </w:r>
         <w:r>
           <w:rPr>
@@ -918,10 +907,10 @@
           <w:rFonts w:eastAsiaTheme="minorEastAsia"/>
           <w:sz w:val="22"/>
           <w:szCs w:val="22"/>
-          <w:lang w:eastAsia="en-GB"/>
-        </w:rPr>
-      </w:pPr>
-      <w:hyperlink w:anchor="_Toc112849248" w:history="1">
+          <w:lang w:val="en-US"/>
+        </w:rPr>
+      </w:pPr>
+      <w:hyperlink w:anchor="_Toc231996897" w:history="1">
         <w:r>
           <w:rPr>
             <w:rStyle w:val="Hyperlink"/>
@@ -933,7 +922,7 @@
             <w:rFonts w:eastAsiaTheme="minorEastAsia"/>
             <w:sz w:val="22"/>
             <w:szCs w:val="22"/>
-            <w:lang w:eastAsia="en-GB"/>
+            <w:lang w:val="en-US"/>
           </w:rPr>
           <w:tab/>
         </w:r>
@@ -959,7 +948,7 @@
           <w:rPr>
             <w:webHidden/>
           </w:rPr>
-          <w:instrText xml:space="preserve"> PAGEREF _Toc112849248 \h </w:instrText>
+          <w:instrText xml:space="preserve"> PAGEREF _Toc231996897 \h </w:instrText>
         </w:r>
         <w:r>
           <w:rPr>
@@ -976,7 +965,7 @@
           <w:rPr>
             <w:webHidden/>
           </w:rPr>
-          <w:t>7</w:t>
+          <w:t>8</w:t>
         </w:r>
         <w:r>
           <w:rPr>
@@ -993,10 +982,10 @@
           <w:rFonts w:eastAsiaTheme="minorEastAsia"/>
           <w:sz w:val="22"/>
           <w:szCs w:val="22"/>
-          <w:lang w:eastAsia="en-GB"/>
-        </w:rPr>
-      </w:pPr>
-      <w:hyperlink w:anchor="_Toc112849249" w:history="1">
+          <w:lang w:val="en-US"/>
+        </w:rPr>
+      </w:pPr>
+      <w:hyperlink w:anchor="_Toc231996898" w:history="1">
         <w:r>
           <w:rPr>
             <w:rStyle w:val="Hyperlink"/>
@@ -1008,7 +997,7 @@
             <w:rFonts w:eastAsiaTheme="minorEastAsia"/>
             <w:sz w:val="22"/>
             <w:szCs w:val="22"/>
-            <w:lang w:eastAsia="en-GB"/>
+            <w:lang w:val="en-US"/>
           </w:rPr>
           <w:tab/>
         </w:r>
@@ -1034,7 +1023,7 @@
           <w:rPr>
             <w:webHidden/>
           </w:rPr>
-          <w:instrText xml:space="preserve"> PAGEREF _Toc112849249 \h </w:instrText>
+          <w:instrText xml:space="preserve"> PAGEREF _Toc231996898 \h </w:instrText>
         </w:r>
         <w:r>
           <w:rPr>
@@ -1051,7 +1040,7 @@
           <w:rPr>
             <w:webHidden/>
           </w:rPr>
-          <w:t>8</w:t>
+          <w:t>9</w:t>
         </w:r>
         <w:r>
           <w:rPr>
@@ -1068,10 +1057,10 @@
           <w:rFonts w:eastAsiaTheme="minorEastAsia"/>
           <w:sz w:val="22"/>
           <w:szCs w:val="22"/>
-          <w:lang w:eastAsia="en-GB"/>
-        </w:rPr>
-      </w:pPr>
-      <w:hyperlink w:anchor="_Toc112849250" w:history="1">
+          <w:lang w:val="en-US"/>
+        </w:rPr>
+      </w:pPr>
+      <w:hyperlink w:anchor="_Toc231996899" w:history="1">
         <w:r>
           <w:rPr>
             <w:rStyle w:val="Hyperlink"/>
@@ -1083,7 +1072,7 @@
             <w:rFonts w:eastAsiaTheme="minorEastAsia"/>
             <w:sz w:val="22"/>
             <w:szCs w:val="22"/>
-            <w:lang w:eastAsia="en-GB"/>
+            <w:lang w:val="en-US"/>
           </w:rPr>
           <w:tab/>
         </w:r>
@@ -1109,7 +1098,7 @@
           <w:rPr>
             <w:webHidden/>
           </w:rPr>
-          <w:instrText xml:space="preserve"> PAGEREF _Toc112849250 \h </w:instrText>
+          <w:instrText xml:space="preserve"> PAGEREF _Toc231996899 \h </w:instrText>
         </w:r>
         <w:r>
           <w:rPr>
@@ -1126,7 +1115,7 @@
           <w:rPr>
             <w:webHidden/>
           </w:rPr>
-          <w:t>9</w:t>
+          <w:t>10</w:t>
         </w:r>
         <w:r>
           <w:rPr>
@@ -1143,10 +1132,10 @@
           <w:rFonts w:eastAsiaTheme="minorEastAsia"/>
           <w:sz w:val="22"/>
           <w:szCs w:val="22"/>
-          <w:lang w:eastAsia="en-GB"/>
-        </w:rPr>
-      </w:pPr>
-      <w:hyperlink w:anchor="_Toc112849251" w:history="1">
+          <w:lang w:val="en-US"/>
+        </w:rPr>
+      </w:pPr>
+      <w:hyperlink w:anchor="_Toc231996900" w:history="1">
         <w:r>
           <w:rPr>
             <w:rStyle w:val="Hyperlink"/>
@@ -1158,7 +1147,7 @@
             <w:rFonts w:eastAsiaTheme="minorEastAsia"/>
             <w:sz w:val="22"/>
             <w:szCs w:val="22"/>
-            <w:lang w:eastAsia="en-GB"/>
+            <w:lang w:val="en-US"/>
           </w:rPr>
           <w:tab/>
         </w:r>
@@ -1184,7 +1173,7 @@
           <w:rPr>
             <w:webHidden/>
           </w:rPr>
-          <w:instrText xml:space="preserve"> PAGEREF _Toc112849251 \h </w:instrText>
+          <w:instrText xml:space="preserve"> PAGEREF _Toc231996900 \h </w:instrText>
         </w:r>
         <w:r>
           <w:rPr>
@@ -1201,7 +1190,7 @@
           <w:rPr>
             <w:webHidden/>
           </w:rPr>
-          <w:t>10</w:t>
+          <w:t>11</w:t>
         </w:r>
         <w:r>
           <w:rPr>
@@ -1218,10 +1207,10 @@
           <w:rFonts w:eastAsiaTheme="minorEastAsia"/>
           <w:sz w:val="22"/>
           <w:szCs w:val="22"/>
-          <w:lang w:eastAsia="en-GB"/>
-        </w:rPr>
-      </w:pPr>
-      <w:hyperlink w:anchor="_Toc112849252" w:history="1">
+          <w:lang w:val="en-US"/>
+        </w:rPr>
+      </w:pPr>
+      <w:hyperlink w:anchor="_Toc231996901" w:history="1">
         <w:r>
           <w:rPr>
             <w:rStyle w:val="Hyperlink"/>
@@ -1233,7 +1222,7 @@
             <w:rFonts w:eastAsiaTheme="minorEastAsia"/>
             <w:sz w:val="22"/>
             <w:szCs w:val="22"/>
-            <w:lang w:eastAsia="en-GB"/>
+            <w:lang w:val="en-US"/>
           </w:rPr>
           <w:tab/>
         </w:r>
@@ -1259,7 +1248,7 @@
           <w:rPr>
             <w:webHidden/>
           </w:rPr>
-          <w:instrText xml:space="preserve"> PAGEREF _Toc112849252 \h </w:instrText>
+          <w:instrText xml:space="preserve"> PAGEREF _Toc231996901 \h </w:instrText>
         </w:r>
         <w:r>
           <w:rPr>
@@ -1276,7 +1265,7 @@
           <w:rPr>
             <w:webHidden/>
           </w:rPr>
-          <w:t>11</w:t>
+          <w:t>12</w:t>
         </w:r>
         <w:r>
           <w:rPr>
@@ -1287,6 +1276,83 @@
       </w:hyperlink>
     </w:p>
     <w:p>
+      <w:pPr>
+        <w:pStyle w:val="TOC1"/>
+        <w:rPr>
+          <w:rFonts w:eastAsiaTheme="minorEastAsia"/>
+          <w:sz w:val="22"/>
+          <w:szCs w:val="22"/>
+          <w:lang w:val="en-US"/>
+        </w:rPr>
+      </w:pPr>
+      <w:hyperlink w:anchor="_Toc231996902" w:history="1">
+        <w:r>
+          <w:rPr>
+            <w:rStyle w:val="Hyperlink"/>
+            <w:lang w:val="en-US"/>
+          </w:rPr>
+          <w:t>9.</w:t>
+        </w:r>
+        <w:r>
+          <w:rPr>
+            <w:rFonts w:eastAsiaTheme="minorEastAsia"/>
+            <w:sz w:val="22"/>
+            <w:szCs w:val="22"/>
+            <w:lang w:val="en-US"/>
+          </w:rPr>
+          <w:tab/>
+        </w:r>
+        <w:r>
+          <w:rPr>
+            <w:rStyle w:val="Hyperlink"/>
+            <w:lang w:val="en-US"/>
+          </w:rPr>
+          <w:t>Configuring Your Quiz</w:t>
+        </w:r>
+        <w:r>
+          <w:rPr>
+            <w:webHidden/>
+          </w:rPr>
+          <w:tab/>
+        </w:r>
+        <w:r>
+          <w:rPr>
+            <w:webHidden/>
+          </w:rPr>
+          <w:fldChar w:fldCharType="begin"/>
+        </w:r>
+        <w:r>
+          <w:rPr>
+            <w:webHidden/>
+          </w:rPr>
+          <w:instrText xml:space="preserve"> PAGEREF _Toc231996902 \h </w:instrText>
+        </w:r>
+        <w:r>
+          <w:rPr>
+            <w:webHidden/>
+          </w:rPr>
+        </w:r>
+        <w:r>
+          <w:rPr>
+            <w:webHidden/>
+          </w:rPr>
+          <w:fldChar w:fldCharType="separate"/>
+        </w:r>
+        <w:r>
+          <w:rPr>
+            <w:webHidden/>
+          </w:rPr>
+          <w:t>13</w:t>
+        </w:r>
+        <w:r>
+          <w:rPr>
+            <w:webHidden/>
+          </w:rPr>
+          <w:fldChar w:fldCharType="end"/>
+        </w:r>
+      </w:hyperlink>
+    </w:p>
+    <w:p>
       <w:r>
         <w:fldChar w:fldCharType="end"/>
       </w:r>
@@ -1307,7 +1373,7 @@
         <w:pStyle w:val="Heading1"/>
       </w:pPr>
       <w:bookmarkStart w:id="0" w:name="_Toc89893446"/>
-      <w:bookmarkStart w:id="1" w:name="_Toc112849245"/>
+      <w:bookmarkStart w:id="1" w:name="_Toc231996894"/>
       <w:r>
         <w:lastRenderedPageBreak/>
         <w:t>Q</w:t>
@@ -1342,6 +1408,23 @@
           <w:szCs w:val="24"/>
           <w:lang w:val="en-US"/>
         </w:rPr>
+        <w:t>Quizzes can form an important part of a Scripture Engagement or learning strategy, confirming whether users are understanding the material. Quizzes can be quite simple True/False or multiple choice sets of questions, or be slightly more complex with explanations to help users learn from their mistakes.</w:t>
+      </w:r>
+    </w:p>
+    <w:p>
+      <w:pPr>
+        <w:rPr>
+          <w:sz w:val="24"/>
+          <w:szCs w:val="24"/>
+          <w:lang w:val="en-US"/>
+        </w:rPr>
+      </w:pPr>
+      <w:r>
+        <w:rPr>
+          <w:sz w:val="24"/>
+          <w:szCs w:val="24"/>
+          <w:lang w:val="en-US"/>
+        </w:rPr>
         <w:t xml:space="preserve">Quizzes are developed using </w:t>
       </w:r>
       <w:r>
@@ -1434,25 +1517,77 @@
           <w:szCs w:val="24"/>
           <w:lang w:val="en-US"/>
         </w:rPr>
-        <w:t xml:space="preserve"> Do not use a word processor such as Word or LibreOffice.</w:t>
-      </w:r>
-    </w:p>
-    <w:p>
-      <w:pPr>
-        <w:rPr>
-          <w:sz w:val="24"/>
-          <w:szCs w:val="24"/>
-          <w:lang w:val="en-US"/>
-        </w:rPr>
-      </w:pPr>
-      <w:r>
-        <w:rPr>
-          <w:sz w:val="24"/>
-          <w:szCs w:val="24"/>
-          <w:lang w:val="en-US"/>
-        </w:rPr>
-        <w:t>A quiz file contains :</w:t>
-      </w:r>
+        <w:t xml:space="preserve"> </w:t>
+      </w:r>
+      <w:r>
+        <w:rPr>
+          <w:sz w:val="24"/>
+          <w:szCs w:val="24"/>
+          <w:lang w:val="en-US"/>
+        </w:rPr>
+        <w:t xml:space="preserve">They follow the basic structure of other SFM (standard format marker) files used with Scripture App Builder. </w:t>
+      </w:r>
+      <w:r>
+        <w:rPr>
+          <w:sz w:val="24"/>
+          <w:szCs w:val="24"/>
+          <w:lang w:val="en-US"/>
+        </w:rPr>
+        <w:t xml:space="preserve">Do not use a word processor such as Word or </w:t>
+      </w:r>
+      <w:proofErr w:type="spellStart"/>
+      <w:r>
+        <w:rPr>
+          <w:sz w:val="24"/>
+          <w:szCs w:val="24"/>
+          <w:lang w:val="en-US"/>
+        </w:rPr>
+        <w:t>LibreOffice</w:t>
+      </w:r>
+      <w:proofErr w:type="spellEnd"/>
+      <w:r>
+        <w:rPr>
+          <w:sz w:val="24"/>
+          <w:szCs w:val="24"/>
+          <w:lang w:val="en-US"/>
+        </w:rPr>
+        <w:t xml:space="preserve"> to create them</w:t>
+      </w:r>
+      <w:r>
+        <w:rPr>
+          <w:sz w:val="24"/>
+          <w:szCs w:val="24"/>
+          <w:lang w:val="en-US"/>
+        </w:rPr>
+        <w:t>.</w:t>
+      </w:r>
+    </w:p>
+    <w:p>
+      <w:pPr>
+        <w:rPr>
+          <w:sz w:val="24"/>
+          <w:szCs w:val="24"/>
+          <w:lang w:val="en-US"/>
+        </w:rPr>
+      </w:pPr>
+      <w:r>
+        <w:rPr>
+          <w:sz w:val="24"/>
+          <w:szCs w:val="24"/>
+          <w:lang w:val="en-US"/>
+        </w:rPr>
+        <w:t xml:space="preserve">A quiz file </w:t>
+      </w:r>
+      <w:proofErr w:type="gramStart"/>
+      <w:r>
+        <w:rPr>
+          <w:sz w:val="24"/>
+          <w:szCs w:val="24"/>
+          <w:lang w:val="en-US"/>
+        </w:rPr>
+        <w:t>contains :</w:t>
+      </w:r>
+      <w:proofErr w:type="gramEnd"/>
     </w:p>
     <w:p>
       <w:pPr>
@@ -1567,7 +1702,7 @@
         <w:rPr>
           <w:sz w:val="24"/>
           <w:szCs w:val="24"/>
-          <w:lang w:val="fr-FR"/>
+          <w:lang w:val="en-US"/>
         </w:rPr>
       </w:pPr>
       <w:r>
@@ -1652,6 +1787,40 @@
           <w:szCs w:val="24"/>
           <w:lang w:val="en-US"/>
         </w:rPr>
+        <w:t xml:space="preserve"> If you correctly put the </w:t>
+      </w:r>
+      <w:r>
+        <w:rPr>
+          <w:b/>
+          <w:sz w:val="24"/>
+          <w:szCs w:val="24"/>
+          <w:lang w:val="en-US"/>
+        </w:rPr>
+        <w:t>\quiz</w:t>
+      </w:r>
+      <w:r>
+        <w:rPr>
+          <w:sz w:val="24"/>
+          <w:szCs w:val="24"/>
+          <w:lang w:val="en-US"/>
+        </w:rPr>
+        <w:t xml:space="preserve"> marker in the book file (see below), the book type should automatically be set to </w:t>
+      </w:r>
+      <w:r>
+        <w:rPr>
+          <w:b/>
+          <w:sz w:val="24"/>
+          <w:szCs w:val="24"/>
+          <w:lang w:val="en-US"/>
+        </w:rPr>
+        <w:t>Quiz.</w:t>
+      </w:r>
+      <w:r>
+        <w:rPr>
+          <w:sz w:val="24"/>
+          <w:szCs w:val="24"/>
+          <w:lang w:val="en-US"/>
+        </w:rPr>
         <w:br/>
       </w:r>
     </w:p>
@@ -1673,6 +1842,15 @@
         </w:rPr>
         <w:t>Codes to use</w:t>
       </w:r>
+      <w:r>
+        <w:rPr>
+          <w:b/>
+          <w:bCs/>
+          <w:sz w:val="28"/>
+          <w:szCs w:val="28"/>
+        </w:rPr>
+        <w:t xml:space="preserve"> at the top of the quiz book file</w:t>
+      </w:r>
     </w:p>
     <w:p>
       <w:pPr>
@@ -1718,6 +1896,7 @@
         <w:t xml:space="preserve">id </w:t>
       </w:r>
       <w:proofErr w:type="spellStart"/>
+      <w:proofErr w:type="gramStart"/>
       <w:r>
         <w:rPr>
           <w:rFonts w:ascii="Courier New" w:hAnsi="Courier New" w:cs="Courier New"/>
@@ -1727,6 +1906,7 @@
         <w:t>abc</w:t>
       </w:r>
       <w:proofErr w:type="spellEnd"/>
+      <w:proofErr w:type="gramEnd"/>
       <w:r>
         <w:rPr>
           <w:rFonts w:ascii="Courier New" w:hAnsi="Courier New" w:cs="Courier New"/>
@@ -1819,16 +1999,8 @@
         <w:rPr>
           <w:rFonts w:ascii="Courier New" w:hAnsi="Courier New" w:cs="Courier New"/>
         </w:rPr>
-        <w:t xml:space="preserve"> </w:t>
-      </w:r>
-      <w:proofErr w:type="spellStart"/>
-      <w:r>
-        <w:rPr>
-          <w:rFonts w:ascii="Courier New" w:hAnsi="Courier New" w:cs="Courier New"/>
-        </w:rPr>
-        <w:t>xyz</w:t>
-      </w:r>
-      <w:proofErr w:type="spellEnd"/>
+        <w:t xml:space="preserve"> xyz</w:t>
+      </w:r>
       <w:r>
         <w:rPr>
           <w:rFonts w:cstheme="minorHAnsi"/>
@@ -1941,23 +2113,38 @@
           <w:bCs/>
           <w:sz w:val="28"/>
           <w:szCs w:val="28"/>
-        </w:rPr>
-      </w:pPr>
+          <w:lang w:val="fr-FR"/>
+        </w:rPr>
+      </w:pPr>
+      <w:proofErr w:type="spellStart"/>
       <w:r>
         <w:rPr>
           <w:b/>
           <w:bCs/>
           <w:sz w:val="28"/>
           <w:szCs w:val="28"/>
-        </w:rPr>
-        <w:t xml:space="preserve">Example </w:t>
-      </w:r>
+          <w:lang w:val="fr-FR"/>
+        </w:rPr>
+        <w:t>Example</w:t>
+      </w:r>
+      <w:proofErr w:type="spellEnd"/>
       <w:r>
         <w:rPr>
           <w:b/>
           <w:bCs/>
           <w:sz w:val="28"/>
           <w:szCs w:val="28"/>
+          <w:lang w:val="fr-FR"/>
+        </w:rPr>
+        <w:t xml:space="preserve"> </w:t>
+      </w:r>
+      <w:r>
+        <w:rPr>
+          <w:b/>
+          <w:bCs/>
+          <w:sz w:val="28"/>
+          <w:szCs w:val="28"/>
+          <w:lang w:val="fr-FR"/>
         </w:rPr>
         <w:t>1</w:t>
       </w:r>
@@ -1974,6 +2161,7 @@
           <w:rFonts w:ascii="Courier New" w:hAnsi="Courier New" w:cs="Courier New"/>
           <w:sz w:val="10"/>
           <w:szCs w:val="10"/>
+          <w:lang w:val="fr-FR"/>
         </w:rPr>
       </w:pPr>
     </w:p>
@@ -1988,13 +2176,15 @@
         <w:spacing w:after="80"/>
         <w:rPr>
           <w:rFonts w:ascii="Courier New" w:hAnsi="Courier New" w:cs="Courier New"/>
-        </w:rPr>
-      </w:pPr>
-      <w:r>
-        <w:rPr>
-          <w:rFonts w:ascii="Courier New" w:hAnsi="Courier New" w:cs="Courier New"/>
-          <w:b/>
-          <w:bCs/>
+          <w:lang w:val="fr-FR"/>
+        </w:rPr>
+      </w:pPr>
+      <w:r>
+        <w:rPr>
+          <w:rFonts w:ascii="Courier New" w:hAnsi="Courier New" w:cs="Courier New"/>
+          <w:b/>
+          <w:bCs/>
+          <w:lang w:val="fr-FR"/>
         </w:rPr>
         <w:t>\</w:t>
       </w:r>
@@ -2003,12 +2193,14 @@
           <w:rFonts w:ascii="Courier New" w:hAnsi="Courier New" w:cs="Courier New"/>
           <w:b/>
           <w:bCs/>
+          <w:lang w:val="fr-FR"/>
         </w:rPr>
         <w:t xml:space="preserve">id </w:t>
       </w:r>
       <w:r>
         <w:rPr>
           <w:rFonts w:ascii="Courier New" w:hAnsi="Courier New" w:cs="Courier New"/>
+          <w:lang w:val="fr-FR"/>
         </w:rPr>
         <w:t>QUIZ1</w:t>
       </w:r>
@@ -2026,13 +2218,15 @@
           <w:rFonts w:ascii="Courier New" w:hAnsi="Courier New" w:cs="Courier New"/>
           <w:b/>
           <w:bCs/>
-        </w:rPr>
-      </w:pPr>
-      <w:r>
-        <w:rPr>
-          <w:rFonts w:ascii="Courier New" w:hAnsi="Courier New" w:cs="Courier New"/>
-          <w:b/>
-          <w:bCs/>
+          <w:lang w:val="fr-FR"/>
+        </w:rPr>
+      </w:pPr>
+      <w:r>
+        <w:rPr>
+          <w:rFonts w:ascii="Courier New" w:hAnsi="Courier New" w:cs="Courier New"/>
+          <w:b/>
+          <w:bCs/>
+          <w:lang w:val="fr-FR"/>
         </w:rPr>
         <w:t>\quiz</w:t>
       </w:r>
@@ -2048,13 +2242,15 @@
         <w:spacing w:after="80"/>
         <w:rPr>
           <w:rFonts w:ascii="Courier New" w:hAnsi="Courier New" w:cs="Courier New"/>
-        </w:rPr>
-      </w:pPr>
-      <w:r>
-        <w:rPr>
-          <w:rFonts w:ascii="Courier New" w:hAnsi="Courier New" w:cs="Courier New"/>
-          <w:b/>
-          <w:bCs/>
+          <w:lang w:val="fr-FR"/>
+        </w:rPr>
+      </w:pPr>
+      <w:r>
+        <w:rPr>
+          <w:rFonts w:ascii="Courier New" w:hAnsi="Courier New" w:cs="Courier New"/>
+          <w:b/>
+          <w:bCs/>
+          <w:lang w:val="fr-FR"/>
         </w:rPr>
         <w:t>\</w:t>
       </w:r>
@@ -2064,6 +2260,7 @@
           <w:rFonts w:ascii="Courier New" w:hAnsi="Courier New" w:cs="Courier New"/>
           <w:b/>
           <w:bCs/>
+          <w:lang w:val="fr-FR"/>
         </w:rPr>
         <w:t>qn</w:t>
       </w:r>
@@ -2073,18 +2270,21 @@
           <w:rFonts w:ascii="Courier New" w:hAnsi="Courier New" w:cs="Courier New"/>
           <w:b/>
           <w:bCs/>
+          <w:lang w:val="fr-FR"/>
         </w:rPr>
         <w:t xml:space="preserve"> </w:t>
       </w:r>
       <w:r>
         <w:rPr>
           <w:rFonts w:ascii="Courier New" w:hAnsi="Courier New" w:cs="Courier New"/>
+          <w:lang w:val="fr-FR"/>
         </w:rPr>
         <w:t xml:space="preserve">Quiz </w:t>
       </w:r>
       <w:r>
         <w:rPr>
           <w:rFonts w:ascii="Courier New" w:hAnsi="Courier New" w:cs="Courier New"/>
+          <w:lang w:val="fr-FR"/>
         </w:rPr>
         <w:t>on Mali</w:t>
       </w:r>
@@ -2102,13 +2302,15 @@
           <w:rFonts w:ascii="Courier New" w:hAnsi="Courier New" w:cs="Courier New"/>
           <w:b/>
           <w:bCs/>
-        </w:rPr>
-      </w:pPr>
-      <w:r>
-        <w:rPr>
-          <w:rFonts w:ascii="Courier New" w:hAnsi="Courier New" w:cs="Courier New"/>
-          <w:b/>
-          <w:bCs/>
+          <w:lang w:val="fr-FR"/>
+        </w:rPr>
+      </w:pPr>
+      <w:r>
+        <w:rPr>
+          <w:rFonts w:ascii="Courier New" w:hAnsi="Courier New" w:cs="Courier New"/>
+          <w:b/>
+          <w:bCs/>
+          <w:lang w:val="fr-FR"/>
         </w:rPr>
         <w:t>\</w:t>
       </w:r>
@@ -2118,6 +2320,7 @@
           <w:rFonts w:ascii="Courier New" w:hAnsi="Courier New" w:cs="Courier New"/>
           <w:b/>
           <w:bCs/>
+          <w:lang w:val="fr-FR"/>
         </w:rPr>
         <w:t>qs</w:t>
       </w:r>
@@ -2127,12 +2330,14 @@
           <w:rFonts w:ascii="Courier New" w:hAnsi="Courier New" w:cs="Courier New"/>
           <w:b/>
           <w:bCs/>
+          <w:lang w:val="fr-FR"/>
         </w:rPr>
         <w:t xml:space="preserve"> </w:t>
       </w:r>
       <w:r>
         <w:rPr>
           <w:rFonts w:ascii="Courier New" w:hAnsi="Courier New" w:cs="Courier New"/>
+          <w:lang w:val="fr-FR"/>
         </w:rPr>
         <w:t>Mali</w:t>
       </w:r>
@@ -2149,13 +2354,15 @@
           <w:rFonts w:ascii="Courier New" w:hAnsi="Courier New" w:cs="Courier New"/>
           <w:sz w:val="10"/>
           <w:szCs w:val="10"/>
-        </w:rPr>
-      </w:pPr>
-    </w:p>
-    <w:p>
-      <w:pPr>
-        <w:rPr>
-          <w:rFonts w:ascii="Courier New" w:hAnsi="Courier New" w:cs="Courier New"/>
+          <w:lang w:val="fr-FR"/>
+        </w:rPr>
+      </w:pPr>
+    </w:p>
+    <w:p>
+      <w:pPr>
+        <w:rPr>
+          <w:rFonts w:ascii="Courier New" w:hAnsi="Courier New" w:cs="Courier New"/>
+          <w:lang w:val="fr-FR"/>
         </w:rPr>
       </w:pPr>
     </w:p>
@@ -2166,25 +2373,30 @@
           <w:bCs/>
           <w:sz w:val="28"/>
           <w:szCs w:val="28"/>
-        </w:rPr>
-      </w:pPr>
+          <w:lang w:val="fr-FR"/>
+        </w:rPr>
+      </w:pPr>
+      <w:proofErr w:type="spellStart"/>
       <w:r>
         <w:rPr>
           <w:b/>
           <w:bCs/>
           <w:sz w:val="28"/>
           <w:szCs w:val="28"/>
-        </w:rPr>
-        <w:t xml:space="preserve">Example </w:t>
-      </w:r>
+          <w:lang w:val="fr-FR"/>
+        </w:rPr>
+        <w:t>Example</w:t>
+      </w:r>
+      <w:proofErr w:type="spellEnd"/>
       <w:r>
         <w:rPr>
           <w:b/>
           <w:bCs/>
           <w:sz w:val="28"/>
           <w:szCs w:val="28"/>
-        </w:rPr>
-        <w:t>2</w:t>
+          <w:lang w:val="fr-FR"/>
+        </w:rPr>
+        <w:t xml:space="preserve"> 2</w:t>
       </w:r>
     </w:p>
     <w:p>
@@ -2199,6 +2411,7 @@
           <w:rFonts w:ascii="Courier New" w:hAnsi="Courier New" w:cs="Courier New"/>
           <w:sz w:val="10"/>
           <w:szCs w:val="10"/>
+          <w:lang w:val="fr-FR"/>
         </w:rPr>
       </w:pPr>
     </w:p>
@@ -2213,14 +2426,17 @@
         <w:spacing w:after="80"/>
         <w:rPr>
           <w:rFonts w:ascii="Courier New" w:hAnsi="Courier New" w:cs="Courier New"/>
-        </w:rPr>
-      </w:pPr>
-      <w:r>
-        <w:rPr>
-          <w:rFonts w:ascii="Courier New" w:hAnsi="Courier New" w:cs="Courier New"/>
-          <w:b/>
-          <w:bCs/>
-        </w:rPr>
+          <w:lang w:val="fr-FR"/>
+        </w:rPr>
+      </w:pPr>
+      <w:r>
+        <w:rPr>
+          <w:rFonts w:ascii="Courier New" w:hAnsi="Courier New" w:cs="Courier New"/>
+          <w:b/>
+          <w:bCs/>
+          <w:lang w:val="fr-FR"/>
+        </w:rPr>
+        <w:lastRenderedPageBreak/>
         <w:t>\</w:t>
       </w:r>
       <w:r>
@@ -2228,12 +2444,14 @@
           <w:rFonts w:ascii="Courier New" w:hAnsi="Courier New" w:cs="Courier New"/>
           <w:b/>
           <w:bCs/>
+          <w:lang w:val="fr-FR"/>
         </w:rPr>
         <w:t xml:space="preserve">id </w:t>
       </w:r>
       <w:r>
         <w:rPr>
           <w:rFonts w:ascii="Courier New" w:hAnsi="Courier New" w:cs="Courier New"/>
+          <w:lang w:val="fr-FR"/>
         </w:rPr>
         <w:t>Q123</w:t>
       </w:r>
@@ -2251,13 +2469,15 @@
           <w:rFonts w:ascii="Courier New" w:hAnsi="Courier New" w:cs="Courier New"/>
           <w:b/>
           <w:bCs/>
-        </w:rPr>
-      </w:pPr>
-      <w:r>
-        <w:rPr>
-          <w:rFonts w:ascii="Courier New" w:hAnsi="Courier New" w:cs="Courier New"/>
-          <w:b/>
-          <w:bCs/>
+          <w:lang w:val="fr-FR"/>
+        </w:rPr>
+      </w:pPr>
+      <w:r>
+        <w:rPr>
+          <w:rFonts w:ascii="Courier New" w:hAnsi="Courier New" w:cs="Courier New"/>
+          <w:b/>
+          <w:bCs/>
+          <w:lang w:val="fr-FR"/>
         </w:rPr>
         <w:t>\quiz</w:t>
       </w:r>
@@ -2309,11 +2529,19 @@
         </w:rPr>
         <w:t xml:space="preserve"> </w:t>
       </w:r>
-      <w:r>
-        <w:rPr>
-          <w:rFonts w:ascii="Courier New" w:hAnsi="Courier New" w:cs="Courier New"/>
-        </w:rPr>
-        <w:t>The cities of the world</w:t>
+      <w:proofErr w:type="gramStart"/>
+      <w:r>
+        <w:rPr>
+          <w:rFonts w:ascii="Courier New" w:hAnsi="Courier New" w:cs="Courier New"/>
+        </w:rPr>
+        <w:t>The</w:t>
+      </w:r>
+      <w:proofErr w:type="gramEnd"/>
+      <w:r>
+        <w:rPr>
+          <w:rFonts w:ascii="Courier New" w:hAnsi="Courier New" w:cs="Courier New"/>
+        </w:rPr>
+        <w:t xml:space="preserve"> cities of the world</w:t>
       </w:r>
     </w:p>
     <w:p>
@@ -2380,22 +2608,158 @@
       </w:pPr>
     </w:p>
     <w:p>
-      <w:r>
-        <w:rPr>
-          <w:rFonts w:ascii="Courier New" w:hAnsi="Courier New" w:cs="Courier New"/>
-        </w:rPr>
-        <w:br w:type="page"/>
-      </w:r>
-    </w:p>
+      <w:bookmarkStart w:id="2" w:name="_Toc89893447"/>
+    </w:p>
+    <w:tbl>
+      <w:tblPr>
+        <w:tblStyle w:val="TableGrid"/>
+        <w:tblW w:w="0" w:type="auto"/>
+        <w:tblCellMar>
+          <w:top w:w="173" w:type="dxa"/>
+          <w:left w:w="173" w:type="dxa"/>
+          <w:bottom w:w="173" w:type="dxa"/>
+          <w:right w:w="173" w:type="dxa"/>
+        </w:tblCellMar>
+        <w:tblLook w:val="04A0" w:firstRow="1" w:lastRow="0" w:firstColumn="1" w:lastColumn="0" w:noHBand="0" w:noVBand="1"/>
+      </w:tblPr>
+      <w:tblGrid>
+        <w:gridCol w:w="907"/>
+        <w:gridCol w:w="8109"/>
+      </w:tblGrid>
+      <w:tr>
+        <w:trPr>
+          <w:trHeight w:val="757"/>
+        </w:trPr>
+        <w:tc>
+          <w:tcPr>
+            <w:tcW w:w="0" w:type="auto"/>
+            <w:shd w:val="clear" w:color="auto" w:fill="00B050"/>
+            <w:tcMar>
+              <w:top w:w="115" w:type="dxa"/>
+              <w:left w:w="115" w:type="dxa"/>
+              <w:bottom w:w="29" w:type="dxa"/>
+            </w:tcMar>
+          </w:tcPr>
+          <w:p>
+            <w:pPr>
+              <w:tabs>
+                <w:tab w:val="left" w:pos="4905"/>
+              </w:tabs>
+              <w:rPr>
+                <w:rFonts w:cs="Calibri"/>
+                <w:b/>
+                <w:sz w:val="60"/>
+                <w:szCs w:val="60"/>
+              </w:rPr>
+            </w:pPr>
+            <w:r>
+              <w:rPr>
+                <w:rFonts w:cs="Calibri"/>
+                <w:b/>
+                <w:sz w:val="60"/>
+                <w:szCs w:val="60"/>
+              </w:rPr>
+              <w:sym w:font="Wingdings" w:char="F021"/>
+            </w:r>
+            <w:r>
+              <w:rPr>
+                <w:rFonts w:cs="Calibri"/>
+                <w:b/>
+                <w:sz w:val="60"/>
+                <w:szCs w:val="60"/>
+              </w:rPr>
+              <w:t xml:space="preserve"> </w:t>
+            </w:r>
+          </w:p>
+        </w:tc>
+        <w:tc>
+          <w:tcPr>
+            <w:tcW w:w="0" w:type="auto"/>
+            <w:tcMar>
+              <w:top w:w="115" w:type="dxa"/>
+              <w:left w:w="115" w:type="dxa"/>
+              <w:bottom w:w="29" w:type="dxa"/>
+              <w:right w:w="115" w:type="dxa"/>
+            </w:tcMar>
+          </w:tcPr>
+          <w:p>
+            <w:pPr>
+              <w:rPr>
+                <w:rFonts w:asciiTheme="minorHAnsi" w:hAnsiTheme="minorHAnsi" w:cstheme="minorHAnsi"/>
+                <w:sz w:val="24"/>
+                <w:szCs w:val="24"/>
+              </w:rPr>
+            </w:pPr>
+            <w:r>
+              <w:rPr>
+                <w:rFonts w:asciiTheme="minorHAnsi" w:hAnsiTheme="minorHAnsi" w:cstheme="minorHAnsi"/>
+                <w:sz w:val="24"/>
+                <w:szCs w:val="24"/>
+              </w:rPr>
+              <w:t xml:space="preserve">Note that ids must only contain letters, numbers and underscores. Do not use an id that is the same as any other book in your app, or is a reserved Scripture book id. See </w:t>
+            </w:r>
+            <w:hyperlink r:id="rId10" w:history="1">
+              <w:r>
+                <w:rPr>
+                  <w:rStyle w:val="Hyperlink"/>
+                  <w:rFonts w:asciiTheme="minorHAnsi" w:hAnsiTheme="minorHAnsi" w:cstheme="minorHAnsi"/>
+                  <w:sz w:val="24"/>
+                  <w:szCs w:val="24"/>
+                </w:rPr>
+                <w:t>Book Identifie</w:t>
+              </w:r>
+              <w:r>
+                <w:rPr>
+                  <w:rStyle w:val="Hyperlink"/>
+                  <w:rFonts w:asciiTheme="minorHAnsi" w:hAnsiTheme="minorHAnsi" w:cstheme="minorHAnsi"/>
+                  <w:sz w:val="24"/>
+                  <w:szCs w:val="24"/>
+                </w:rPr>
+                <w:t>r</w:t>
+              </w:r>
+              <w:r>
+                <w:rPr>
+                  <w:rStyle w:val="Hyperlink"/>
+                  <w:rFonts w:asciiTheme="minorHAnsi" w:hAnsiTheme="minorHAnsi" w:cstheme="minorHAnsi"/>
+                  <w:sz w:val="24"/>
+                  <w:szCs w:val="24"/>
+                </w:rPr>
+                <w:t>s — Unified Standar</w:t>
+              </w:r>
+              <w:r>
+                <w:rPr>
+                  <w:rStyle w:val="Hyperlink"/>
+                  <w:rFonts w:asciiTheme="minorHAnsi" w:hAnsiTheme="minorHAnsi" w:cstheme="minorHAnsi"/>
+                  <w:sz w:val="24"/>
+                  <w:szCs w:val="24"/>
+                </w:rPr>
+                <w:t>d</w:t>
+              </w:r>
+              <w:r>
+                <w:rPr>
+                  <w:rStyle w:val="Hyperlink"/>
+                  <w:rFonts w:asciiTheme="minorHAnsi" w:hAnsiTheme="minorHAnsi" w:cstheme="minorHAnsi"/>
+                  <w:sz w:val="24"/>
+                  <w:szCs w:val="24"/>
+                </w:rPr>
+                <w:t xml:space="preserve"> Formal Markers 3.0.0 documentation</w:t>
+              </w:r>
+            </w:hyperlink>
+          </w:p>
+        </w:tc>
+      </w:tr>
+    </w:tbl>
     <w:p>
       <w:pPr>
         <w:pStyle w:val="Heading1"/>
       </w:pPr>
-      <w:bookmarkStart w:id="2" w:name="_Toc89893447"/>
-      <w:bookmarkStart w:id="3" w:name="_Toc112849246"/>
+      <w:bookmarkStart w:id="3" w:name="_Toc231996895"/>
       <w:r>
         <w:lastRenderedPageBreak/>
-        <w:t>Questions and answers in words</w:t>
+        <w:t>Q</w:t>
+      </w:r>
+      <w:r>
+        <w:t>uestions and answers in words</w:t>
       </w:r>
       <w:bookmarkEnd w:id="2"/>
       <w:bookmarkEnd w:id="3"/>
@@ -2480,7 +2844,21 @@
           <w:sz w:val="24"/>
           <w:szCs w:val="24"/>
         </w:rPr>
-        <w:t xml:space="preserve"> wrong answers. The order of the answers will be mixed up in the app. You can have two answers, like "True" and "False", or three or four answers, or even more depending on the question.</w:t>
+        <w:t xml:space="preserve"> wrong answers. The order of the answers will be </w:t>
+      </w:r>
+      <w:r>
+        <w:rPr>
+          <w:sz w:val="24"/>
+          <w:szCs w:val="24"/>
+        </w:rPr>
+        <w:t xml:space="preserve">automatically </w:t>
+      </w:r>
+      <w:r>
+        <w:rPr>
+          <w:sz w:val="24"/>
+          <w:szCs w:val="24"/>
+        </w:rPr>
+        <w:t>mixed up in the app. You can have two answers, like "True" and "False", or three or four answers, or even more depending on the question.</w:t>
       </w:r>
     </w:p>
     <w:p>
@@ -2490,6 +2868,7 @@
       <w:r>
         <w:rPr>
           <w:noProof/>
+          <w:lang w:val="en-US"/>
         </w:rPr>
         <w:drawing>
           <wp:inline distT="0" distB="0" distL="0" distR="0" wp14:anchorId="1EC856ED" wp14:editId="06BB8FBA">
@@ -2507,7 +2886,7 @@
                     <pic:cNvPicPr/>
                   </pic:nvPicPr>
                   <pic:blipFill>
-                    <a:blip r:embed="rId10"/>
+                    <a:blip r:embed="rId11"/>
                     <a:stretch>
                       <a:fillRect/>
                     </a:stretch>
@@ -2604,6 +2983,7 @@
         <w:t xml:space="preserve"> </w:t>
       </w:r>
       <w:proofErr w:type="spellStart"/>
+      <w:proofErr w:type="gramStart"/>
       <w:r>
         <w:rPr>
           <w:rFonts w:ascii="Courier New" w:hAnsi="Courier New" w:cs="Courier New"/>
@@ -2613,6 +2993,7 @@
         <w:t>abc</w:t>
       </w:r>
       <w:proofErr w:type="spellEnd"/>
+      <w:proofErr w:type="gramEnd"/>
       <w:r>
         <w:rPr>
           <w:rFonts w:ascii="Courier New" w:hAnsi="Courier New" w:cs="Courier New"/>
@@ -2680,19 +3061,11 @@
         </w:rPr>
         <w:t xml:space="preserve"> </w:t>
       </w:r>
-      <w:proofErr w:type="spellStart"/>
-      <w:r>
-        <w:rPr>
-          <w:rFonts w:ascii="Courier New" w:hAnsi="Courier New" w:cs="Courier New"/>
-        </w:rPr>
-        <w:t>xyz</w:t>
-      </w:r>
-      <w:proofErr w:type="spellEnd"/>
-      <w:r>
-        <w:rPr>
-          <w:rFonts w:ascii="Courier New" w:hAnsi="Courier New" w:cs="Courier New"/>
-        </w:rPr>
-        <w:t xml:space="preserve"> </w:t>
+      <w:r>
+        <w:rPr>
+          <w:rFonts w:ascii="Courier New" w:hAnsi="Courier New" w:cs="Courier New"/>
+        </w:rPr>
+        <w:t xml:space="preserve">xyz </w:t>
       </w:r>
       <w:r>
         <w:rPr>
@@ -2777,19 +3150,11 @@
         </w:rPr>
         <w:t xml:space="preserve">aw </w:t>
       </w:r>
-      <w:proofErr w:type="spellStart"/>
-      <w:r>
-        <w:rPr>
-          <w:rFonts w:ascii="Courier New" w:hAnsi="Courier New" w:cs="Courier New"/>
-        </w:rPr>
-        <w:t>xyz</w:t>
-      </w:r>
-      <w:proofErr w:type="spellEnd"/>
-      <w:r>
-        <w:rPr>
-          <w:rFonts w:ascii="Courier New" w:hAnsi="Courier New" w:cs="Courier New"/>
-        </w:rPr>
-        <w:t xml:space="preserve"> </w:t>
+      <w:r>
+        <w:rPr>
+          <w:rFonts w:ascii="Courier New" w:hAnsi="Courier New" w:cs="Courier New"/>
+        </w:rPr>
+        <w:t xml:space="preserve">xyz </w:t>
       </w:r>
       <w:r>
         <w:rPr>
@@ -2930,11 +3295,19 @@
         </w:rPr>
         <w:t xml:space="preserve"> </w:t>
       </w:r>
-      <w:r>
-        <w:rPr>
-          <w:rFonts w:ascii="Courier New" w:hAnsi="Courier New" w:cs="Courier New"/>
-        </w:rPr>
-        <w:t xml:space="preserve">What is the capital </w:t>
+      <w:proofErr w:type="gramStart"/>
+      <w:r>
+        <w:rPr>
+          <w:rFonts w:ascii="Courier New" w:hAnsi="Courier New" w:cs="Courier New"/>
+        </w:rPr>
+        <w:t>What</w:t>
+      </w:r>
+      <w:proofErr w:type="gramEnd"/>
+      <w:r>
+        <w:rPr>
+          <w:rFonts w:ascii="Courier New" w:hAnsi="Courier New" w:cs="Courier New"/>
+        </w:rPr>
+        <w:t xml:space="preserve"> is the capital </w:t>
       </w:r>
       <w:r>
         <w:rPr>
@@ -3119,7 +3492,7 @@
         <w:pStyle w:val="Heading1"/>
       </w:pPr>
       <w:bookmarkStart w:id="4" w:name="_Toc89893448"/>
-      <w:bookmarkStart w:id="5" w:name="_Toc112849247"/>
+      <w:bookmarkStart w:id="5" w:name="_Toc231996896"/>
       <w:r>
         <w:lastRenderedPageBreak/>
         <w:t>Question with picture, and answers in words</w:t>
@@ -3165,7 +3538,7 @@
         <w:rPr>
           <w:sz w:val="24"/>
           <w:szCs w:val="24"/>
-          <w:lang w:val="fr-FR"/>
+          <w:lang w:val="en-US"/>
         </w:rPr>
         <w:t xml:space="preserve">Scripture </w:t>
       </w:r>
@@ -3214,6 +3587,7 @@
       <w:r>
         <w:rPr>
           <w:noProof/>
+          <w:lang w:val="en-US"/>
         </w:rPr>
         <w:drawing>
           <wp:inline distT="0" distB="0" distL="0" distR="0" wp14:anchorId="67130A5A" wp14:editId="089CED57">
@@ -3231,7 +3605,7 @@
                     <pic:cNvPicPr/>
                   </pic:nvPicPr>
                   <pic:blipFill>
-                    <a:blip r:embed="rId11"/>
+                    <a:blip r:embed="rId12"/>
                     <a:stretch>
                       <a:fillRect/>
                     </a:stretch>
@@ -3328,6 +3702,7 @@
         <w:t xml:space="preserve"> </w:t>
       </w:r>
       <w:proofErr w:type="spellStart"/>
+      <w:proofErr w:type="gramStart"/>
       <w:r>
         <w:rPr>
           <w:rFonts w:ascii="Courier New" w:hAnsi="Courier New" w:cs="Courier New"/>
@@ -3337,6 +3712,7 @@
         <w:t>abc</w:t>
       </w:r>
       <w:proofErr w:type="spellEnd"/>
+      <w:proofErr w:type="gramEnd"/>
       <w:r>
         <w:rPr>
           <w:rFonts w:ascii="Courier New" w:hAnsi="Courier New" w:cs="Courier New"/>
@@ -3511,14 +3887,12 @@
         </w:rPr>
         <w:t xml:space="preserve"> </w:t>
       </w:r>
-      <w:proofErr w:type="spellStart"/>
       <w:r>
         <w:rPr>
           <w:rFonts w:ascii="Courier New" w:hAnsi="Courier New" w:cs="Courier New"/>
         </w:rPr>
         <w:t>xyz</w:t>
       </w:r>
-      <w:proofErr w:type="spellEnd"/>
       <w:r>
         <w:rPr>
           <w:rFonts w:ascii="Courier New" w:hAnsi="Courier New" w:cs="Courier New"/>
@@ -3592,19 +3966,11 @@
         </w:rPr>
         <w:t xml:space="preserve">aw </w:t>
       </w:r>
-      <w:proofErr w:type="spellStart"/>
-      <w:r>
-        <w:rPr>
-          <w:rFonts w:ascii="Courier New" w:hAnsi="Courier New" w:cs="Courier New"/>
-        </w:rPr>
-        <w:t>xyz</w:t>
-      </w:r>
-      <w:proofErr w:type="spellEnd"/>
-      <w:r>
-        <w:rPr>
-          <w:rFonts w:ascii="Courier New" w:hAnsi="Courier New" w:cs="Courier New"/>
-        </w:rPr>
-        <w:t xml:space="preserve"> </w:t>
+      <w:r>
+        <w:rPr>
+          <w:rFonts w:ascii="Courier New" w:hAnsi="Courier New" w:cs="Courier New"/>
+        </w:rPr>
+        <w:t xml:space="preserve">xyz </w:t>
       </w:r>
       <w:r>
         <w:rPr>
@@ -3715,6 +4081,7 @@
         </w:rPr>
         <w:t xml:space="preserve"> </w:t>
       </w:r>
+      <w:proofErr w:type="gramStart"/>
       <w:r>
         <w:rPr>
           <w:rFonts w:ascii="Courier New" w:hAnsi="Courier New" w:cs="Courier New"/>
@@ -3727,6 +4094,7 @@
         </w:rPr>
         <w:t>ich</w:t>
       </w:r>
+      <w:proofErr w:type="gramEnd"/>
       <w:r>
         <w:rPr>
           <w:rFonts w:ascii="Courier New" w:hAnsi="Courier New" w:cs="Courier New"/>
@@ -3962,7 +4330,7 @@
         <w:pStyle w:val="Heading1"/>
       </w:pPr>
       <w:bookmarkStart w:id="6" w:name="_Toc89893449"/>
-      <w:bookmarkStart w:id="7" w:name="_Toc112849248"/>
+      <w:bookmarkStart w:id="7" w:name="_Toc231996897"/>
       <w:r>
         <w:lastRenderedPageBreak/>
         <w:t>Question in words, and answers in pictures</w:t>
@@ -3997,6 +4365,7 @@
       <w:r>
         <w:rPr>
           <w:noProof/>
+          <w:lang w:val="en-US"/>
         </w:rPr>
         <w:drawing>
           <wp:inline distT="0" distB="0" distL="0" distR="0" wp14:anchorId="6E993034" wp14:editId="05DB3A59">
@@ -4014,7 +4383,7 @@
                     <pic:cNvPicPr/>
                   </pic:nvPicPr>
                   <pic:blipFill>
-                    <a:blip r:embed="rId12"/>
+                    <a:blip r:embed="rId13"/>
                     <a:stretch>
                       <a:fillRect/>
                     </a:stretch>
@@ -4108,6 +4477,7 @@
         <w:t xml:space="preserve"> </w:t>
       </w:r>
       <w:proofErr w:type="spellStart"/>
+      <w:proofErr w:type="gramStart"/>
       <w:r>
         <w:rPr>
           <w:rFonts w:ascii="Courier New" w:hAnsi="Courier New" w:cs="Courier New"/>
@@ -4117,6 +4487,7 @@
         <w:t>abc</w:t>
       </w:r>
       <w:proofErr w:type="spellEnd"/>
+      <w:proofErr w:type="gramEnd"/>
       <w:r>
         <w:rPr>
           <w:rFonts w:ascii="Courier New" w:hAnsi="Courier New" w:cs="Courier New"/>
@@ -4406,11 +4777,19 @@
         </w:rPr>
         <w:t xml:space="preserve"> </w:t>
       </w:r>
-      <w:r>
-        <w:rPr>
-          <w:rFonts w:ascii="Courier New" w:hAnsi="Courier New" w:cs="Courier New"/>
-        </w:rPr>
-        <w:t>Which photo was taken in Bamako, Mali</w:t>
+      <w:proofErr w:type="gramStart"/>
+      <w:r>
+        <w:rPr>
+          <w:rFonts w:ascii="Courier New" w:hAnsi="Courier New" w:cs="Courier New"/>
+        </w:rPr>
+        <w:t>Which</w:t>
+      </w:r>
+      <w:proofErr w:type="gramEnd"/>
+      <w:r>
+        <w:rPr>
+          <w:rFonts w:ascii="Courier New" w:hAnsi="Courier New" w:cs="Courier New"/>
+        </w:rPr>
+        <w:t xml:space="preserve"> photo was taken in Bamako, Mali</w:t>
       </w:r>
       <w:r>
         <w:rPr>
@@ -4567,7 +4946,7 @@
           <w:bCs/>
           <w:sz w:val="32"/>
           <w:szCs w:val="32"/>
-          <w:lang w:val="fr-FR"/>
+          <w:lang w:val="en-US"/>
         </w:rPr>
       </w:pPr>
       <w:r>
@@ -4579,7 +4958,7 @@
         <w:pStyle w:val="Heading1"/>
       </w:pPr>
       <w:bookmarkStart w:id="8" w:name="_Toc89893450"/>
-      <w:bookmarkStart w:id="9" w:name="_Toc112849249"/>
+      <w:bookmarkStart w:id="9" w:name="_Toc231996898"/>
       <w:r>
         <w:lastRenderedPageBreak/>
         <w:t>Question and answer in words, with audio</w:t>
@@ -4612,7 +4991,7 @@
         </w:rPr>
         <w:t>(</w:t>
       </w:r>
-      <w:hyperlink r:id="rId13" w:history="1">
+      <w:hyperlink r:id="rId14" w:history="1">
         <w:r>
           <w:rPr>
             <w:rStyle w:val="Hyperlink"/>
@@ -4722,7 +5101,7 @@
         <w:rPr>
           <w:sz w:val="24"/>
           <w:szCs w:val="24"/>
-          <w:lang w:val="fr-FR"/>
+          <w:lang w:val="en-US"/>
         </w:rPr>
         <w:t xml:space="preserve">Scripture </w:t>
       </w:r>
@@ -4757,6 +5136,7 @@
       <w:r>
         <w:rPr>
           <w:noProof/>
+          <w:lang w:val="en-US"/>
         </w:rPr>
         <w:drawing>
           <wp:inline distT="0" distB="0" distL="0" distR="0" wp14:anchorId="5FC84581" wp14:editId="4947C092">
@@ -4774,7 +5154,7 @@
                     <pic:cNvPicPr/>
                   </pic:nvPicPr>
                   <pic:blipFill>
-                    <a:blip r:embed="rId10"/>
+                    <a:blip r:embed="rId11"/>
                     <a:stretch>
                       <a:fillRect/>
                     </a:stretch>
@@ -4870,6 +5250,7 @@
         <w:t xml:space="preserve"> </w:t>
       </w:r>
       <w:proofErr w:type="spellStart"/>
+      <w:proofErr w:type="gramStart"/>
       <w:r>
         <w:rPr>
           <w:rFonts w:ascii="Courier New" w:hAnsi="Courier New" w:cs="Courier New"/>
@@ -4879,6 +5260,7 @@
         <w:t>abc</w:t>
       </w:r>
       <w:proofErr w:type="spellEnd"/>
+      <w:proofErr w:type="gramEnd"/>
       <w:r>
         <w:rPr>
           <w:rFonts w:ascii="Courier New" w:hAnsi="Courier New" w:cs="Courier New"/>
@@ -5037,14 +5419,12 @@
         </w:rPr>
         <w:t xml:space="preserve"> </w:t>
       </w:r>
-      <w:proofErr w:type="spellStart"/>
       <w:r>
         <w:rPr>
           <w:rFonts w:ascii="Courier New" w:hAnsi="Courier New" w:cs="Courier New"/>
         </w:rPr>
         <w:t>xyz</w:t>
       </w:r>
-      <w:proofErr w:type="spellEnd"/>
       <w:r>
         <w:rPr>
           <w:rFonts w:ascii="Courier New" w:hAnsi="Courier New" w:cs="Courier New"/>
@@ -5211,19 +5591,11 @@
         </w:rPr>
         <w:t xml:space="preserve">aw </w:t>
       </w:r>
-      <w:proofErr w:type="spellStart"/>
-      <w:r>
-        <w:rPr>
-          <w:rFonts w:ascii="Courier New" w:hAnsi="Courier New" w:cs="Courier New"/>
-        </w:rPr>
-        <w:t>xyz</w:t>
-      </w:r>
-      <w:proofErr w:type="spellEnd"/>
-      <w:r>
-        <w:rPr>
-          <w:rFonts w:ascii="Courier New" w:hAnsi="Courier New" w:cs="Courier New"/>
-        </w:rPr>
-        <w:t xml:space="preserve"> </w:t>
+      <w:r>
+        <w:rPr>
+          <w:rFonts w:ascii="Courier New" w:hAnsi="Courier New" w:cs="Courier New"/>
+        </w:rPr>
+        <w:t xml:space="preserve">xyz </w:t>
       </w:r>
       <w:r>
         <w:rPr>
@@ -5417,11 +5789,19 @@
         </w:rPr>
         <w:t xml:space="preserve"> </w:t>
       </w:r>
-      <w:r>
-        <w:rPr>
-          <w:rFonts w:ascii="Courier New" w:hAnsi="Courier New" w:cs="Courier New"/>
-        </w:rPr>
-        <w:t xml:space="preserve">What is the capital </w:t>
+      <w:proofErr w:type="gramStart"/>
+      <w:r>
+        <w:rPr>
+          <w:rFonts w:ascii="Courier New" w:hAnsi="Courier New" w:cs="Courier New"/>
+        </w:rPr>
+        <w:t>What</w:t>
+      </w:r>
+      <w:proofErr w:type="gramEnd"/>
+      <w:r>
+        <w:rPr>
+          <w:rFonts w:ascii="Courier New" w:hAnsi="Courier New" w:cs="Courier New"/>
+        </w:rPr>
+        <w:t xml:space="preserve"> is the capital </w:t>
       </w:r>
       <w:r>
         <w:rPr>
@@ -5447,13 +5827,15 @@
         <w:spacing w:after="60"/>
         <w:rPr>
           <w:rFonts w:ascii="Courier New" w:hAnsi="Courier New" w:cs="Courier New"/>
-        </w:rPr>
-      </w:pPr>
-      <w:r>
-        <w:rPr>
-          <w:rFonts w:ascii="Courier New" w:hAnsi="Courier New" w:cs="Courier New"/>
-          <w:b/>
-          <w:bCs/>
+          <w:lang w:val="fr-FR"/>
+        </w:rPr>
+      </w:pPr>
+      <w:r>
+        <w:rPr>
+          <w:rFonts w:ascii="Courier New" w:hAnsi="Courier New" w:cs="Courier New"/>
+          <w:b/>
+          <w:bCs/>
+          <w:lang w:val="fr-FR"/>
         </w:rPr>
         <w:t>\</w:t>
       </w:r>
@@ -5463,6 +5845,7 @@
           <w:rFonts w:ascii="Courier New" w:hAnsi="Courier New" w:cs="Courier New"/>
           <w:b/>
           <w:bCs/>
+          <w:lang w:val="fr-FR"/>
         </w:rPr>
         <w:t>qu</w:t>
       </w:r>
@@ -5472,24 +5855,28 @@
           <w:rFonts w:ascii="Courier New" w:hAnsi="Courier New" w:cs="Courier New"/>
           <w:b/>
           <w:bCs/>
+          <w:lang w:val="fr-FR"/>
         </w:rPr>
         <w:t xml:space="preserve"> </w:t>
       </w:r>
       <w:r>
         <w:rPr>
           <w:rFonts w:ascii="Courier New" w:hAnsi="Courier New" w:cs="Courier New"/>
+          <w:lang w:val="fr-FR"/>
         </w:rPr>
         <w:t>c</w:t>
       </w:r>
       <w:r>
         <w:rPr>
           <w:rFonts w:ascii="Courier New" w:hAnsi="Courier New" w:cs="Courier New"/>
+          <w:lang w:val="fr-FR"/>
         </w:rPr>
         <w:t>apital-question</w:t>
       </w:r>
       <w:r>
         <w:rPr>
           <w:rFonts w:ascii="Courier New" w:hAnsi="Courier New" w:cs="Courier New"/>
+          <w:lang w:val="fr-FR"/>
         </w:rPr>
         <w:t>.mp3</w:t>
       </w:r>
@@ -5505,13 +5892,15 @@
         <w:spacing w:after="60"/>
         <w:rPr>
           <w:rFonts w:ascii="Courier New" w:hAnsi="Courier New" w:cs="Courier New"/>
-        </w:rPr>
-      </w:pPr>
-      <w:r>
-        <w:rPr>
-          <w:rFonts w:ascii="Courier New" w:hAnsi="Courier New" w:cs="Courier New"/>
-          <w:b/>
-          <w:bCs/>
+          <w:lang w:val="fr-FR"/>
+        </w:rPr>
+      </w:pPr>
+      <w:r>
+        <w:rPr>
+          <w:rFonts w:ascii="Courier New" w:hAnsi="Courier New" w:cs="Courier New"/>
+          <w:b/>
+          <w:bCs/>
+          <w:lang w:val="fr-FR"/>
         </w:rPr>
         <w:t>\</w:t>
       </w:r>
@@ -5521,6 +5910,7 @@
           <w:rFonts w:ascii="Courier New" w:hAnsi="Courier New" w:cs="Courier New"/>
           <w:b/>
           <w:bCs/>
+          <w:lang w:val="fr-FR"/>
         </w:rPr>
         <w:t>ar</w:t>
       </w:r>
@@ -5530,12 +5920,14 @@
           <w:rFonts w:ascii="Courier New" w:hAnsi="Courier New" w:cs="Courier New"/>
           <w:b/>
           <w:bCs/>
+          <w:lang w:val="fr-FR"/>
         </w:rPr>
         <w:t xml:space="preserve"> </w:t>
       </w:r>
       <w:r>
         <w:rPr>
           <w:rFonts w:ascii="Courier New" w:hAnsi="Courier New" w:cs="Courier New"/>
+          <w:lang w:val="fr-FR"/>
         </w:rPr>
         <w:t>Bamako</w:t>
       </w:r>
@@ -5822,7 +6214,7 @@
         <w:pStyle w:val="Heading1"/>
       </w:pPr>
       <w:bookmarkStart w:id="10" w:name="_Toc89893451"/>
-      <w:bookmarkStart w:id="11" w:name="_Toc112849250"/>
+      <w:bookmarkStart w:id="11" w:name="_Toc231996899"/>
       <w:r>
         <w:lastRenderedPageBreak/>
         <w:t xml:space="preserve">Question and answer in words, with </w:t>
@@ -5922,6 +6314,7 @@
       <w:r>
         <w:rPr>
           <w:noProof/>
+          <w:lang w:val="en-US"/>
         </w:rPr>
         <w:drawing>
           <wp:inline distT="0" distB="0" distL="0" distR="0" wp14:anchorId="6163213A" wp14:editId="4E0EF79F">
@@ -5939,7 +6332,7 @@
                     <pic:cNvPicPr/>
                   </pic:nvPicPr>
                   <pic:blipFill>
-                    <a:blip r:embed="rId14"/>
+                    <a:blip r:embed="rId15"/>
                     <a:stretch>
                       <a:fillRect/>
                     </a:stretch>
@@ -6033,6 +6426,7 @@
         <w:t xml:space="preserve"> </w:t>
       </w:r>
       <w:proofErr w:type="spellStart"/>
+      <w:proofErr w:type="gramStart"/>
       <w:r>
         <w:rPr>
           <w:rFonts w:ascii="Courier New" w:hAnsi="Courier New" w:cs="Courier New"/>
@@ -6042,6 +6436,7 @@
         <w:t>abc</w:t>
       </w:r>
       <w:proofErr w:type="spellEnd"/>
+      <w:proofErr w:type="gramEnd"/>
       <w:r>
         <w:rPr>
           <w:rFonts w:ascii="Courier New" w:hAnsi="Courier New" w:cs="Courier New"/>
@@ -6109,78 +6504,80 @@
         </w:rPr>
         <w:t xml:space="preserve"> </w:t>
       </w:r>
+      <w:r>
+        <w:rPr>
+          <w:rFonts w:ascii="Courier New" w:hAnsi="Courier New" w:cs="Courier New"/>
+        </w:rPr>
+        <w:t xml:space="preserve">xyz </w:t>
+      </w:r>
+      <w:r>
+        <w:rPr>
+          <w:rFonts w:ascii="Courier New" w:hAnsi="Courier New" w:cs="Courier New"/>
+        </w:rPr>
+        <w:t xml:space="preserve"> </w:t>
+      </w:r>
+      <w:r>
+        <w:rPr>
+          <w:rFonts w:ascii="Courier New" w:hAnsi="Courier New" w:cs="Courier New"/>
+        </w:rPr>
+        <w:tab/>
+      </w:r>
+      <w:r>
+        <w:rPr>
+          <w:rFonts w:cstheme="minorHAnsi"/>
+        </w:rPr>
+        <w:t>Right</w:t>
+      </w:r>
+      <w:r>
+        <w:rPr>
+          <w:rFonts w:cstheme="minorHAnsi"/>
+        </w:rPr>
+        <w:t xml:space="preserve"> answe</w:t>
+      </w:r>
+      <w:r>
+        <w:rPr>
+          <w:rFonts w:cstheme="minorHAnsi"/>
+        </w:rPr>
+        <w:t>r</w:t>
+      </w:r>
+    </w:p>
+    <w:p>
+      <w:pPr>
+        <w:pBdr>
+          <w:top w:val="single" w:sz="4" w:space="1" w:color="auto"/>
+          <w:left w:val="single" w:sz="4" w:space="4" w:color="auto"/>
+          <w:bottom w:val="single" w:sz="4" w:space="1" w:color="auto"/>
+          <w:right w:val="single" w:sz="4" w:space="4" w:color="auto"/>
+        </w:pBdr>
+        <w:rPr>
+          <w:rFonts w:ascii="Courier New" w:hAnsi="Courier New" w:cs="Courier New"/>
+        </w:rPr>
+      </w:pPr>
+      <w:r>
+        <w:rPr>
+          <w:rFonts w:ascii="Courier New" w:hAnsi="Courier New" w:cs="Courier New"/>
+          <w:b/>
+          <w:bCs/>
+        </w:rPr>
+        <w:t>\</w:t>
+      </w:r>
       <w:proofErr w:type="spellStart"/>
       <w:r>
         <w:rPr>
           <w:rFonts w:ascii="Courier New" w:hAnsi="Courier New" w:cs="Courier New"/>
-        </w:rPr>
-        <w:t>xyz</w:t>
+          <w:b/>
+          <w:bCs/>
+        </w:rPr>
+        <w:t>ae</w:t>
       </w:r>
       <w:proofErr w:type="spellEnd"/>
       <w:r>
         <w:rPr>
           <w:rFonts w:ascii="Courier New" w:hAnsi="Courier New" w:cs="Courier New"/>
+          <w:b/>
+          <w:bCs/>
         </w:rPr>
         <w:t xml:space="preserve"> </w:t>
-      </w:r>
-      <w:r>
-        <w:rPr>
-          <w:rFonts w:ascii="Courier New" w:hAnsi="Courier New" w:cs="Courier New"/>
-        </w:rPr>
-        <w:t xml:space="preserve"> </w:t>
-      </w:r>
-      <w:r>
-        <w:rPr>
-          <w:rFonts w:ascii="Courier New" w:hAnsi="Courier New" w:cs="Courier New"/>
-        </w:rPr>
-        <w:tab/>
-      </w:r>
-      <w:r>
-        <w:rPr>
-          <w:rFonts w:cstheme="minorHAnsi"/>
-        </w:rPr>
-        <w:t>Right</w:t>
-      </w:r>
-      <w:r>
-        <w:rPr>
-          <w:rFonts w:cstheme="minorHAnsi"/>
-        </w:rPr>
-        <w:t xml:space="preserve"> answe</w:t>
-      </w:r>
-      <w:r>
-        <w:rPr>
-          <w:rFonts w:cstheme="minorHAnsi"/>
-        </w:rPr>
-        <w:t>r</w:t>
-      </w:r>
-    </w:p>
-    <w:p>
-      <w:pPr>
-        <w:pBdr>
-          <w:top w:val="single" w:sz="4" w:space="1" w:color="auto"/>
-          <w:left w:val="single" w:sz="4" w:space="4" w:color="auto"/>
-          <w:bottom w:val="single" w:sz="4" w:space="1" w:color="auto"/>
-          <w:right w:val="single" w:sz="4" w:space="4" w:color="auto"/>
-        </w:pBdr>
-        <w:rPr>
-          <w:rFonts w:ascii="Courier New" w:hAnsi="Courier New" w:cs="Courier New"/>
-        </w:rPr>
-      </w:pPr>
-      <w:r>
-        <w:rPr>
-          <w:rFonts w:ascii="Courier New" w:hAnsi="Courier New" w:cs="Courier New"/>
-          <w:b/>
-          <w:bCs/>
-        </w:rPr>
-        <w:t>\</w:t>
-      </w:r>
-      <w:r>
-        <w:rPr>
-          <w:rFonts w:ascii="Courier New" w:hAnsi="Courier New" w:cs="Courier New"/>
-          <w:b/>
-          <w:bCs/>
-        </w:rPr>
-        <w:t xml:space="preserve">ae </w:t>
       </w:r>
       <w:proofErr w:type="spellStart"/>
       <w:r>
@@ -6251,66 +6648,68 @@
         </w:rPr>
         <w:t xml:space="preserve"> </w:t>
       </w:r>
+      <w:r>
+        <w:rPr>
+          <w:rFonts w:ascii="Courier New" w:hAnsi="Courier New" w:cs="Courier New"/>
+        </w:rPr>
+        <w:t xml:space="preserve">xyz </w:t>
+      </w:r>
+      <w:r>
+        <w:rPr>
+          <w:rFonts w:ascii="Courier New" w:hAnsi="Courier New" w:cs="Courier New"/>
+        </w:rPr>
+        <w:t xml:space="preserve"> </w:t>
+      </w:r>
+      <w:r>
+        <w:rPr>
+          <w:rFonts w:ascii="Courier New" w:hAnsi="Courier New" w:cs="Courier New"/>
+        </w:rPr>
+        <w:tab/>
+      </w:r>
+      <w:r>
+        <w:rPr>
+          <w:rFonts w:cstheme="minorHAnsi"/>
+        </w:rPr>
+        <w:t>Wrong answer</w:t>
+      </w:r>
+    </w:p>
+    <w:p>
+      <w:pPr>
+        <w:pBdr>
+          <w:top w:val="single" w:sz="4" w:space="1" w:color="auto"/>
+          <w:left w:val="single" w:sz="4" w:space="4" w:color="auto"/>
+          <w:bottom w:val="single" w:sz="4" w:space="1" w:color="auto"/>
+          <w:right w:val="single" w:sz="4" w:space="4" w:color="auto"/>
+        </w:pBdr>
+        <w:rPr>
+          <w:rFonts w:ascii="Courier New" w:hAnsi="Courier New" w:cs="Courier New"/>
+        </w:rPr>
+      </w:pPr>
+      <w:r>
+        <w:rPr>
+          <w:rFonts w:ascii="Courier New" w:hAnsi="Courier New" w:cs="Courier New"/>
+          <w:b/>
+          <w:bCs/>
+        </w:rPr>
+        <w:t>\</w:t>
+      </w:r>
       <w:proofErr w:type="spellStart"/>
       <w:r>
         <w:rPr>
           <w:rFonts w:ascii="Courier New" w:hAnsi="Courier New" w:cs="Courier New"/>
-        </w:rPr>
-        <w:t>xyz</w:t>
+          <w:b/>
+          <w:bCs/>
+        </w:rPr>
+        <w:t>ae</w:t>
       </w:r>
       <w:proofErr w:type="spellEnd"/>
       <w:r>
         <w:rPr>
           <w:rFonts w:ascii="Courier New" w:hAnsi="Courier New" w:cs="Courier New"/>
+          <w:b/>
+          <w:bCs/>
         </w:rPr>
         <w:t xml:space="preserve"> </w:t>
-      </w:r>
-      <w:r>
-        <w:rPr>
-          <w:rFonts w:ascii="Courier New" w:hAnsi="Courier New" w:cs="Courier New"/>
-        </w:rPr>
-        <w:t xml:space="preserve"> </w:t>
-      </w:r>
-      <w:r>
-        <w:rPr>
-          <w:rFonts w:ascii="Courier New" w:hAnsi="Courier New" w:cs="Courier New"/>
-        </w:rPr>
-        <w:tab/>
-      </w:r>
-      <w:r>
-        <w:rPr>
-          <w:rFonts w:cstheme="minorHAnsi"/>
-        </w:rPr>
-        <w:t>Wrong answer</w:t>
-      </w:r>
-    </w:p>
-    <w:p>
-      <w:pPr>
-        <w:pBdr>
-          <w:top w:val="single" w:sz="4" w:space="1" w:color="auto"/>
-          <w:left w:val="single" w:sz="4" w:space="4" w:color="auto"/>
-          <w:bottom w:val="single" w:sz="4" w:space="1" w:color="auto"/>
-          <w:right w:val="single" w:sz="4" w:space="4" w:color="auto"/>
-        </w:pBdr>
-        <w:rPr>
-          <w:rFonts w:ascii="Courier New" w:hAnsi="Courier New" w:cs="Courier New"/>
-        </w:rPr>
-      </w:pPr>
-      <w:r>
-        <w:rPr>
-          <w:rFonts w:ascii="Courier New" w:hAnsi="Courier New" w:cs="Courier New"/>
-          <w:b/>
-          <w:bCs/>
-        </w:rPr>
-        <w:t>\</w:t>
-      </w:r>
-      <w:r>
-        <w:rPr>
-          <w:rFonts w:ascii="Courier New" w:hAnsi="Courier New" w:cs="Courier New"/>
-          <w:b/>
-          <w:bCs/>
-        </w:rPr>
-        <w:t xml:space="preserve">ae </w:t>
       </w:r>
       <w:proofErr w:type="spellStart"/>
       <w:r>
@@ -6780,7 +7179,7 @@
         <w:pStyle w:val="Heading1"/>
       </w:pPr>
       <w:bookmarkStart w:id="12" w:name="_Toc89893452"/>
-      <w:bookmarkStart w:id="13" w:name="_Toc112849251"/>
+      <w:bookmarkStart w:id="13" w:name="_Toc231996900"/>
       <w:r>
         <w:lastRenderedPageBreak/>
         <w:t>Question and answer in words, with explanations and audio</w:t>
@@ -6895,6 +7294,7 @@
         <w:t xml:space="preserve"> </w:t>
       </w:r>
       <w:proofErr w:type="spellStart"/>
+      <w:proofErr w:type="gramStart"/>
       <w:r>
         <w:rPr>
           <w:rFonts w:ascii="Courier New" w:hAnsi="Courier New" w:cs="Courier New"/>
@@ -6904,6 +7304,7 @@
         <w:t>abc</w:t>
       </w:r>
       <w:proofErr w:type="spellEnd"/>
+      <w:proofErr w:type="gramEnd"/>
       <w:r>
         <w:rPr>
           <w:rFonts w:ascii="Courier New" w:hAnsi="Courier New" w:cs="Courier New"/>
@@ -7050,14 +7451,12 @@
         </w:rPr>
         <w:t xml:space="preserve"> </w:t>
       </w:r>
-      <w:proofErr w:type="spellStart"/>
       <w:r>
         <w:rPr>
           <w:rFonts w:ascii="Courier New" w:hAnsi="Courier New" w:cs="Courier New"/>
         </w:rPr>
         <w:t>xyz</w:t>
       </w:r>
-      <w:proofErr w:type="spellEnd"/>
       <w:r>
         <w:rPr>
           <w:rFonts w:ascii="Courier New" w:hAnsi="Courier New" w:cs="Courier New"/>
@@ -7176,13 +7575,23 @@
         </w:rPr>
         <w:t>\</w:t>
       </w:r>
-      <w:r>
-        <w:rPr>
-          <w:rFonts w:ascii="Courier New" w:hAnsi="Courier New" w:cs="Courier New"/>
-          <w:b/>
-          <w:bCs/>
-        </w:rPr>
-        <w:t xml:space="preserve">ae </w:t>
+      <w:proofErr w:type="spellStart"/>
+      <w:r>
+        <w:rPr>
+          <w:rFonts w:ascii="Courier New" w:hAnsi="Courier New" w:cs="Courier New"/>
+          <w:b/>
+          <w:bCs/>
+        </w:rPr>
+        <w:t>ae</w:t>
+      </w:r>
+      <w:proofErr w:type="spellEnd"/>
+      <w:r>
+        <w:rPr>
+          <w:rFonts w:ascii="Courier New" w:hAnsi="Courier New" w:cs="Courier New"/>
+          <w:b/>
+          <w:bCs/>
+        </w:rPr>
+        <w:t xml:space="preserve"> </w:t>
       </w:r>
       <w:proofErr w:type="spellStart"/>
       <w:r>
@@ -7314,14 +7723,12 @@
         </w:rPr>
         <w:t xml:space="preserve"> </w:t>
       </w:r>
-      <w:proofErr w:type="spellStart"/>
       <w:r>
         <w:rPr>
           <w:rFonts w:ascii="Courier New" w:hAnsi="Courier New" w:cs="Courier New"/>
         </w:rPr>
         <w:t>xyz</w:t>
       </w:r>
-      <w:proofErr w:type="spellEnd"/>
       <w:r>
         <w:rPr>
           <w:rFonts w:ascii="Courier New" w:hAnsi="Courier New" w:cs="Courier New"/>
@@ -7420,13 +7827,23 @@
         </w:rPr>
         <w:t>\</w:t>
       </w:r>
-      <w:r>
-        <w:rPr>
-          <w:rFonts w:ascii="Courier New" w:hAnsi="Courier New" w:cs="Courier New"/>
-          <w:b/>
-          <w:bCs/>
-        </w:rPr>
-        <w:t xml:space="preserve">ae </w:t>
+      <w:proofErr w:type="spellStart"/>
+      <w:r>
+        <w:rPr>
+          <w:rFonts w:ascii="Courier New" w:hAnsi="Courier New" w:cs="Courier New"/>
+          <w:b/>
+          <w:bCs/>
+        </w:rPr>
+        <w:t>ae</w:t>
+      </w:r>
+      <w:proofErr w:type="spellEnd"/>
+      <w:r>
+        <w:rPr>
+          <w:rFonts w:ascii="Courier New" w:hAnsi="Courier New" w:cs="Courier New"/>
+          <w:b/>
+          <w:bCs/>
+        </w:rPr>
+        <w:t xml:space="preserve"> </w:t>
       </w:r>
       <w:proofErr w:type="spellStart"/>
       <w:r>
@@ -8282,7 +8699,7 @@
         <w:pStyle w:val="Heading1"/>
       </w:pPr>
       <w:bookmarkStart w:id="14" w:name="_Toc89893453"/>
-      <w:bookmarkStart w:id="15" w:name="_Toc112849252"/>
+      <w:bookmarkStart w:id="15" w:name="_Toc231996901"/>
       <w:r>
         <w:lastRenderedPageBreak/>
         <w:t>S</w:t>
@@ -8299,7 +8716,7 @@
     <w:p>
       <w:pPr>
         <w:rPr>
-          <w:lang w:val="fr-FR"/>
+          <w:lang w:val="en-US"/>
         </w:rPr>
       </w:pPr>
     </w:p>
@@ -8323,6 +8740,68 @@
           <w:szCs w:val="24"/>
         </w:rPr>
         <w:t>a sound effect to indicate to the user whether the answer is right or wrong. You can change these sound effects.</w:t>
+      </w:r>
+      <w:r>
+        <w:rPr>
+          <w:sz w:val="24"/>
+          <w:szCs w:val="24"/>
+        </w:rPr>
+        <w:t xml:space="preserve"> You will need to record your alternate right and/or wrong answers as mp3s and add them in two places:</w:t>
+      </w:r>
+    </w:p>
+    <w:p>
+      <w:pPr>
+        <w:pStyle w:val="ListParagraph"/>
+        <w:numPr>
+          <w:ilvl w:val="0"/>
+          <w:numId w:val="3"/>
+        </w:numPr>
+        <w:rPr>
+          <w:sz w:val="24"/>
+          <w:szCs w:val="24"/>
+        </w:rPr>
+      </w:pPr>
+      <w:r>
+        <w:rPr>
+          <w:sz w:val="24"/>
+          <w:szCs w:val="24"/>
+        </w:rPr>
+        <w:t xml:space="preserve">As audio files under the quiz book file’s </w:t>
+      </w:r>
+      <w:r>
+        <w:rPr>
+          <w:b/>
+          <w:sz w:val="24"/>
+          <w:szCs w:val="24"/>
+        </w:rPr>
+        <w:t>Audio Clips</w:t>
+      </w:r>
+      <w:r>
+        <w:rPr>
+          <w:sz w:val="24"/>
+          <w:szCs w:val="24"/>
+        </w:rPr>
+        <w:t xml:space="preserve"> tab (make sure your audio file source is correct for them).</w:t>
+      </w:r>
+    </w:p>
+    <w:p>
+      <w:pPr>
+        <w:pStyle w:val="ListParagraph"/>
+        <w:numPr>
+          <w:ilvl w:val="0"/>
+          <w:numId w:val="3"/>
+        </w:numPr>
+        <w:rPr>
+          <w:sz w:val="24"/>
+          <w:szCs w:val="24"/>
+        </w:rPr>
+      </w:pPr>
+      <w:r>
+        <w:rPr>
+          <w:sz w:val="24"/>
+          <w:szCs w:val="24"/>
+        </w:rPr>
+        <w:t>As fields in the actual quiz document (see below).</w:t>
       </w:r>
     </w:p>
     <w:p>
@@ -9069,21 +9548,365 @@
         <w:rPr>
           <w:sz w:val="24"/>
           <w:szCs w:val="24"/>
-          <w:lang w:val="fr-FR"/>
-        </w:rPr>
-      </w:pPr>
-    </w:p>
-    <w:p>
-      <w:pPr>
-        <w:rPr>
-          <w:sz w:val="24"/>
-          <w:szCs w:val="24"/>
-          <w:lang w:val="fr-FR"/>
-        </w:rPr>
-      </w:pPr>
+          <w:lang w:val="en-US"/>
+        </w:rPr>
+      </w:pPr>
+    </w:p>
+    <w:p>
+      <w:pPr>
+        <w:pStyle w:val="Heading1"/>
+        <w:rPr>
+          <w:lang w:val="en-US"/>
+        </w:rPr>
+      </w:pPr>
+      <w:bookmarkStart w:id="16" w:name="_Toc231996902"/>
+      <w:bookmarkStart w:id="17" w:name="_GoBack"/>
+      <w:r>
+        <w:rPr>
+          <w:lang w:val="en-US"/>
+        </w:rPr>
+        <w:lastRenderedPageBreak/>
+        <w:t>Configuring Your Quiz</w:t>
+      </w:r>
+      <w:bookmarkEnd w:id="16"/>
+    </w:p>
+    <w:p>
+      <w:pPr>
+        <w:rPr>
+          <w:sz w:val="24"/>
+          <w:szCs w:val="24"/>
+          <w:lang w:val="en-US"/>
+        </w:rPr>
+      </w:pPr>
+      <w:r>
+        <w:rPr>
+          <w:sz w:val="24"/>
+          <w:szCs w:val="24"/>
+          <w:lang w:val="en-US"/>
+        </w:rPr>
+        <w:t>If you add your quiz book to your app project, and double check your Book Type is set to Quiz (</w:t>
+      </w:r>
+      <w:r>
+        <w:rPr>
+          <w:b/>
+          <w:sz w:val="24"/>
+          <w:szCs w:val="24"/>
+          <w:lang w:val="en-US"/>
+        </w:rPr>
+        <w:t xml:space="preserve">Books &gt; </w:t>
+      </w:r>
+      <w:r>
+        <w:rPr>
+          <w:b/>
+          <w:i/>
+          <w:sz w:val="24"/>
+          <w:szCs w:val="24"/>
+          <w:lang w:val="en-US"/>
+        </w:rPr>
+        <w:t>Collection name</w:t>
+      </w:r>
+      <w:r>
+        <w:rPr>
+          <w:b/>
+          <w:sz w:val="24"/>
+          <w:szCs w:val="24"/>
+          <w:lang w:val="en-US"/>
+        </w:rPr>
+        <w:t xml:space="preserve"> &gt; </w:t>
+      </w:r>
+      <w:r>
+        <w:rPr>
+          <w:b/>
+          <w:i/>
+          <w:sz w:val="24"/>
+          <w:szCs w:val="24"/>
+          <w:lang w:val="en-US"/>
+        </w:rPr>
+        <w:t>Quiz book name</w:t>
+      </w:r>
+      <w:r>
+        <w:rPr>
+          <w:b/>
+          <w:sz w:val="24"/>
+          <w:szCs w:val="24"/>
+          <w:lang w:val="en-US"/>
+        </w:rPr>
+        <w:t xml:space="preserve"> &gt; Book</w:t>
+      </w:r>
+      <w:r>
+        <w:rPr>
+          <w:sz w:val="24"/>
+          <w:szCs w:val="24"/>
+          <w:lang w:val="en-US"/>
+        </w:rPr>
+        <w:t xml:space="preserve">), you should see an additional tab in your configuration area named </w:t>
+      </w:r>
+      <w:r>
+        <w:rPr>
+          <w:b/>
+          <w:sz w:val="24"/>
+          <w:szCs w:val="24"/>
+          <w:lang w:val="en-US"/>
+        </w:rPr>
+        <w:t>Quiz</w:t>
+      </w:r>
+      <w:r>
+        <w:rPr>
+          <w:sz w:val="24"/>
+          <w:szCs w:val="24"/>
+          <w:lang w:val="en-US"/>
+        </w:rPr>
+        <w:t>. Click on that tab to view the Quiz configuration options.</w:t>
+      </w:r>
+    </w:p>
+    <w:p>
+      <w:pPr>
+        <w:rPr>
+          <w:b/>
+          <w:sz w:val="24"/>
+          <w:szCs w:val="24"/>
+          <w:lang w:val="en-US"/>
+        </w:rPr>
+      </w:pPr>
+      <w:r>
+        <w:rPr>
+          <w:b/>
+          <w:sz w:val="24"/>
+          <w:szCs w:val="24"/>
+          <w:lang w:val="en-US"/>
+        </w:rPr>
+        <w:t>Quiz Questions</w:t>
+      </w:r>
+    </w:p>
+    <w:p>
+      <w:pPr>
+        <w:rPr>
+          <w:sz w:val="24"/>
+          <w:szCs w:val="24"/>
+          <w:lang w:val="en-US"/>
+        </w:rPr>
+      </w:pPr>
+      <w:r>
+        <w:rPr>
+          <w:sz w:val="24"/>
+          <w:szCs w:val="24"/>
+          <w:lang w:val="en-US"/>
+        </w:rPr>
+        <w:t>You can choose to have the order of your set of questions shuffled (randomized) each time the user accesses the quiz, or have them always presented in the order they appear in your quiz file.</w:t>
+      </w:r>
+    </w:p>
+    <w:p>
+      <w:pPr>
+        <w:rPr>
+          <w:b/>
+          <w:sz w:val="24"/>
+          <w:szCs w:val="24"/>
+          <w:lang w:val="en-US"/>
+        </w:rPr>
+      </w:pPr>
+      <w:r>
+        <w:rPr>
+          <w:b/>
+          <w:sz w:val="24"/>
+          <w:szCs w:val="24"/>
+          <w:lang w:val="en-US"/>
+        </w:rPr>
+        <w:t>Quiz Pass Mark</w:t>
+      </w:r>
+    </w:p>
+    <w:p>
+      <w:pPr>
+        <w:rPr>
+          <w:sz w:val="24"/>
+          <w:szCs w:val="24"/>
+          <w:lang w:val="en-US"/>
+        </w:rPr>
+      </w:pPr>
+      <w:r>
+        <w:rPr>
+          <w:sz w:val="24"/>
+          <w:szCs w:val="24"/>
+          <w:lang w:val="en-US"/>
+        </w:rPr>
+        <w:t xml:space="preserve">You can choose the “pass mark” for this quiz—the number of questions the user needs to get correct to mark the quiz as completed. “Completion” in this case means that the user has successfully passed the quiz, unlocking any dependent quiz (see </w:t>
+      </w:r>
+      <w:r>
+        <w:rPr>
+          <w:b/>
+          <w:sz w:val="24"/>
+          <w:szCs w:val="24"/>
+          <w:lang w:val="en-US"/>
+        </w:rPr>
+        <w:t>Quiz Access</w:t>
+      </w:r>
+      <w:r>
+        <w:rPr>
+          <w:sz w:val="24"/>
+          <w:szCs w:val="24"/>
+          <w:lang w:val="en-US"/>
+        </w:rPr>
+        <w:t>).</w:t>
+      </w:r>
+    </w:p>
+    <w:p>
+      <w:pPr>
+        <w:rPr>
+          <w:sz w:val="24"/>
+          <w:szCs w:val="24"/>
+          <w:lang w:val="en-US"/>
+        </w:rPr>
+      </w:pPr>
+      <w:r>
+        <w:rPr>
+          <w:sz w:val="24"/>
+          <w:szCs w:val="24"/>
+          <w:lang w:val="en-US"/>
+        </w:rPr>
+        <w:t>You can choose a percentage of the questions or an actual number of correct answers they must achieve.</w:t>
+      </w:r>
+    </w:p>
+    <w:p>
+      <w:pPr>
+        <w:rPr>
+          <w:b/>
+          <w:sz w:val="24"/>
+          <w:szCs w:val="24"/>
+          <w:lang w:val="en-US"/>
+        </w:rPr>
+      </w:pPr>
+      <w:r>
+        <w:rPr>
+          <w:b/>
+          <w:sz w:val="24"/>
+          <w:szCs w:val="24"/>
+          <w:lang w:val="en-US"/>
+        </w:rPr>
+        <w:t>Quiz Access</w:t>
+      </w:r>
+    </w:p>
+    <w:p>
+      <w:pPr>
+        <w:rPr>
+          <w:sz w:val="24"/>
+          <w:szCs w:val="24"/>
+          <w:lang w:val="en-US"/>
+        </w:rPr>
+      </w:pPr>
+      <w:r>
+        <w:rPr>
+          <w:sz w:val="24"/>
+          <w:szCs w:val="24"/>
+          <w:lang w:val="en-US"/>
+        </w:rPr>
+        <w:t>There are 3 options for setting the access a user has to a specific quiz:</w:t>
+      </w:r>
+    </w:p>
+    <w:p>
+      <w:pPr>
+        <w:pStyle w:val="ListParagraph"/>
+        <w:numPr>
+          <w:ilvl w:val="0"/>
+          <w:numId w:val="4"/>
+        </w:numPr>
+        <w:rPr>
+          <w:sz w:val="24"/>
+          <w:szCs w:val="24"/>
+          <w:lang w:val="en-US"/>
+        </w:rPr>
+      </w:pPr>
+      <w:r>
+        <w:rPr>
+          <w:b/>
+          <w:sz w:val="24"/>
+          <w:szCs w:val="24"/>
+          <w:lang w:val="en-US"/>
+        </w:rPr>
+        <w:t>At any time (no restrictions):</w:t>
+      </w:r>
+      <w:r>
+        <w:rPr>
+          <w:sz w:val="24"/>
+          <w:szCs w:val="24"/>
+          <w:lang w:val="en-US"/>
+        </w:rPr>
+        <w:t xml:space="preserve"> the quiz is always available</w:t>
+      </w:r>
+    </w:p>
+    <w:p>
+      <w:pPr>
+        <w:pStyle w:val="ListParagraph"/>
+        <w:numPr>
+          <w:ilvl w:val="0"/>
+          <w:numId w:val="4"/>
+        </w:numPr>
+        <w:rPr>
+          <w:sz w:val="24"/>
+          <w:szCs w:val="24"/>
+          <w:lang w:val="en-US"/>
+        </w:rPr>
+      </w:pPr>
+      <w:r>
+        <w:rPr>
+          <w:b/>
+          <w:sz w:val="24"/>
+          <w:szCs w:val="24"/>
+          <w:lang w:val="en-US"/>
+        </w:rPr>
+        <w:t>After successfully answering a previous quiz:</w:t>
+      </w:r>
+      <w:r>
+        <w:rPr>
+          <w:sz w:val="24"/>
+          <w:szCs w:val="24"/>
+          <w:lang w:val="en-US"/>
+        </w:rPr>
+        <w:t xml:space="preserve"> You can choose another quiz file from the drop-down list as a pre-requisite for the user to complete (according to the Quiz Pass Mark for that quiz). The quiz will display a message specifying which quiz needs to be completed first.</w:t>
+      </w:r>
+    </w:p>
+    <w:p>
+      <w:pPr>
+        <w:pStyle w:val="ListParagraph"/>
+        <w:numPr>
+          <w:ilvl w:val="0"/>
+          <w:numId w:val="4"/>
+        </w:numPr>
+        <w:rPr>
+          <w:sz w:val="24"/>
+          <w:szCs w:val="24"/>
+          <w:lang w:val="en-US"/>
+        </w:rPr>
+      </w:pPr>
+      <w:r>
+        <w:rPr>
+          <w:b/>
+          <w:sz w:val="24"/>
+          <w:szCs w:val="24"/>
+          <w:lang w:val="en-US"/>
+        </w:rPr>
+        <w:t>After entering a code:</w:t>
+      </w:r>
+      <w:r>
+        <w:rPr>
+          <w:sz w:val="24"/>
+          <w:szCs w:val="24"/>
+          <w:lang w:val="en-US"/>
+        </w:rPr>
+        <w:t xml:space="preserve"> specify a numerical code that the user has to enter. In this way you can “unlock” quizzes by sending the code to your user(s) at a certain time</w:t>
+      </w:r>
+      <w:proofErr w:type="gramStart"/>
+      <w:r>
+        <w:rPr>
+          <w:sz w:val="24"/>
+          <w:szCs w:val="24"/>
+          <w:lang w:val="en-US"/>
+        </w:rPr>
+        <w:t>.</w:t>
+      </w:r>
+      <w:bookmarkEnd w:id="17"/>
+      <w:proofErr w:type="gramEnd"/>
     </w:p>
     <w:sectPr>
-      <w:footerReference w:type="default" r:id="rId15"/>
+      <w:footerReference w:type="default" r:id="rId16"/>
       <w:pgSz w:w="11906" w:h="16838"/>
       <w:pgMar w:top="1276" w:right="1440" w:bottom="1440" w:left="1440" w:header="708" w:footer="708" w:gutter="0"/>
       <w:cols w:space="708"/>
@@ -9095,7 +9918,7 @@
 </file>
 
 <file path=word/endnotes.xml><?xml version="1.0" encoding="utf-8"?>
-<w:endnotes xmlns:wpc="http://schemas.microsoft.com/office/word/2010/wordprocessingCanvas" xmlns:cx="http://schemas.microsoft.com/office/drawing/2014/chartex" xmlns:cx1="http://schemas.microsoft.com/office/drawing/2015/9/8/chartex" xmlns:cx2="http://schemas.microsoft.com/office/drawing/2015/10/21/chartex" xmlns:cx3="http://schemas.microsoft.com/office/drawing/2016/5/9/chartex" xmlns:cx4="http://schemas.microsoft.com/office/drawing/2016/5/10/chartex" xmlns:cx5="http://schemas.microsoft.com/office/drawing/2016/5/11/chartex" xmlns:cx6="http://schemas.microsoft.com/office/drawing/2016/5/12/chartex" xmlns:cx7="http://schemas.microsoft.com/office/drawing/2016/5/13/chartex" xmlns:cx8="http://schemas.microsoft.com/office/drawing/2016/5/14/chartex" xmlns:mc="http://schemas.openxmlformats.org/markup-compatibility/2006" xmlns:aink="http://schemas.microsoft.com/office/drawing/2016/ink" xmlns:am3d="http://schemas.microsoft.com/office/drawing/2017/model3d" xmlns:o="urn:schemas-microsoft-com:office:office" xmlns:oel="http://schemas.microsoft.com/office/2019/extlst" xmlns:r="http://schemas.openxmlformats.org/officeDocument/2006/relationships" xmlns:m="http://schemas.openxmlformats.org/officeDocument/2006/math" xmlns:v="urn:schemas-microsoft-com:vml" xmlns:wp14="http://schemas.microsoft.com/office/word/2010/wordprocessingDrawing" xmlns:wp="http://schemas.openxmlformats.org/drawingml/2006/wordprocessingDrawing" xmlns:w10="urn:schemas-microsoft-com:office:word" xmlns:w="http://schemas.openxmlformats.org/wordprocessingml/2006/main" xmlns:w14="http://schemas.microsoft.com/office/word/2010/wordml" xmlns:w15="http://schemas.microsoft.com/office/word/2012/wordml" xmlns:w16cex="http://schemas.microsoft.com/office/word/2018/wordml/cex" xmlns:w16cid="http://schemas.microsoft.com/office/word/2016/wordml/cid" xmlns:w16="http://schemas.microsoft.com/office/word/2018/wordml" xmlns:w16sdtdh="http://schemas.microsoft.com/office/word/2020/wordml/sdtdatahash" xmlns:w16se="http://schemas.microsoft.com/office/word/2015/wordml/symex" xmlns:wpg="http://schemas.microsoft.com/office/word/2010/wordprocessingGroup" xmlns:wpi="http://schemas.microsoft.com/office/word/2010/wordprocessingInk" xmlns:wne="http://schemas.microsoft.com/office/word/2006/wordml" xmlns:wps="http://schemas.microsoft.com/office/word/2010/wordprocessingShape" mc:Ignorable="w14 w15 w16se w16cid w16 w16cex w16sdtdh wp14">
+<w:endnotes xmlns:wpc="http://schemas.microsoft.com/office/word/2010/wordprocessingCanvas" xmlns:mc="http://schemas.openxmlformats.org/markup-compatibility/2006" xmlns:o="urn:schemas-microsoft-com:office:office" xmlns:r="http://schemas.openxmlformats.org/officeDocument/2006/relationships" xmlns:m="http://schemas.openxmlformats.org/officeDocument/2006/math" xmlns:v="urn:schemas-microsoft-com:vml" xmlns:wp14="http://schemas.microsoft.com/office/word/2010/wordprocessingDrawing" xmlns:wp="http://schemas.openxmlformats.org/drawingml/2006/wordprocessingDrawing" xmlns:w10="urn:schemas-microsoft-com:office:word" xmlns:w="http://schemas.openxmlformats.org/wordprocessingml/2006/main" xmlns:w14="http://schemas.microsoft.com/office/word/2010/wordml" xmlns:w15="http://schemas.microsoft.com/office/word/2012/wordml" xmlns:wpg="http://schemas.microsoft.com/office/word/2010/wordprocessingGroup" xmlns:wpi="http://schemas.microsoft.com/office/word/2010/wordprocessingInk" xmlns:wne="http://schemas.microsoft.com/office/word/2006/wordml" xmlns:wps="http://schemas.microsoft.com/office/word/2010/wordprocessingShape" mc:Ignorable="w14 w15 wp14">
   <w:endnote w:type="separator" w:id="-1">
     <w:p>
       <w:pPr>
@@ -9120,7 +9943,7 @@
 </file>
 
 <file path=word/footer1.xml><?xml version="1.0" encoding="utf-8"?>
-<w:ftr xmlns:wpc="http://schemas.microsoft.com/office/word/2010/wordprocessingCanvas" xmlns:cx="http://schemas.microsoft.com/office/drawing/2014/chartex" xmlns:cx1="http://schemas.microsoft.com/office/drawing/2015/9/8/chartex" xmlns:cx2="http://schemas.microsoft.com/office/drawing/2015/10/21/chartex" xmlns:cx3="http://schemas.microsoft.com/office/drawing/2016/5/9/chartex" xmlns:cx4="http://schemas.microsoft.com/office/drawing/2016/5/10/chartex" xmlns:cx5="http://schemas.microsoft.com/office/drawing/2016/5/11/chartex" xmlns:cx6="http://schemas.microsoft.com/office/drawing/2016/5/12/chartex" xmlns:cx7="http://schemas.microsoft.com/office/drawing/2016/5/13/chartex" xmlns:cx8="http://schemas.microsoft.com/office/drawing/2016/5/14/chartex" xmlns:mc="http://schemas.openxmlformats.org/markup-compatibility/2006" xmlns:aink="http://schemas.microsoft.com/office/drawing/2016/ink" xmlns:am3d="http://schemas.microsoft.com/office/drawing/2017/model3d" xmlns:o="urn:schemas-microsoft-com:office:office" xmlns:oel="http://schemas.microsoft.com/office/2019/extlst" xmlns:r="http://schemas.openxmlformats.org/officeDocument/2006/relationships" xmlns:m="http://schemas.openxmlformats.org/officeDocument/2006/math" xmlns:v="urn:schemas-microsoft-com:vml" xmlns:wp14="http://schemas.microsoft.com/office/word/2010/wordprocessingDrawing" xmlns:wp="http://schemas.openxmlformats.org/drawingml/2006/wordprocessingDrawing" xmlns:w10="urn:schemas-microsoft-com:office:word" xmlns:w="http://schemas.openxmlformats.org/wordprocessingml/2006/main" xmlns:w14="http://schemas.microsoft.com/office/word/2010/wordml" xmlns:w15="http://schemas.microsoft.com/office/word/2012/wordml" xmlns:w16cex="http://schemas.microsoft.com/office/word/2018/wordml/cex" xmlns:w16cid="http://schemas.microsoft.com/office/word/2016/wordml/cid" xmlns:w16="http://schemas.microsoft.com/office/word/2018/wordml" xmlns:w16sdtdh="http://schemas.microsoft.com/office/word/2020/wordml/sdtdatahash" xmlns:w16se="http://schemas.microsoft.com/office/word/2015/wordml/symex" xmlns:wpg="http://schemas.microsoft.com/office/word/2010/wordprocessingGroup" xmlns:wpi="http://schemas.microsoft.com/office/word/2010/wordprocessingInk" xmlns:wne="http://schemas.microsoft.com/office/word/2006/wordml" xmlns:wps="http://schemas.microsoft.com/office/word/2010/wordprocessingShape" mc:Ignorable="w14 w15 w16se w16cid w16 w16cex w16sdtdh wp14">
+<w:ftr xmlns:wpc="http://schemas.microsoft.com/office/word/2010/wordprocessingCanvas" xmlns:mc="http://schemas.openxmlformats.org/markup-compatibility/2006" xmlns:o="urn:schemas-microsoft-com:office:office" xmlns:r="http://schemas.openxmlformats.org/officeDocument/2006/relationships" xmlns:m="http://schemas.openxmlformats.org/officeDocument/2006/math" xmlns:v="urn:schemas-microsoft-com:vml" xmlns:wp14="http://schemas.microsoft.com/office/word/2010/wordprocessingDrawing" xmlns:wp="http://schemas.openxmlformats.org/drawingml/2006/wordprocessingDrawing" xmlns:w10="urn:schemas-microsoft-com:office:word" xmlns:w="http://schemas.openxmlformats.org/wordprocessingml/2006/main" xmlns:w14="http://schemas.microsoft.com/office/word/2010/wordml" xmlns:w15="http://schemas.microsoft.com/office/word/2012/wordml" xmlns:wpg="http://schemas.microsoft.com/office/word/2010/wordprocessingGroup" xmlns:wpi="http://schemas.microsoft.com/office/word/2010/wordprocessingInk" xmlns:wne="http://schemas.microsoft.com/office/word/2006/wordml" xmlns:wps="http://schemas.microsoft.com/office/word/2010/wordprocessingShape" mc:Ignorable="w14 w15 wp14">
   <w:sdt>
     <w:sdtPr>
       <w:id w:val="-1995171491"/>
@@ -9153,7 +9976,7 @@
           <w:rPr>
             <w:noProof/>
           </w:rPr>
-          <w:t>2</w:t>
+          <w:t>12</w:t>
         </w:r>
         <w:r>
           <w:rPr>
@@ -9173,7 +9996,7 @@
 </file>
 
 <file path=word/footnotes.xml><?xml version="1.0" encoding="utf-8"?>
-<w:footnotes xmlns:wpc="http://schemas.microsoft.com/office/word/2010/wordprocessingCanvas" xmlns:cx="http://schemas.microsoft.com/office/drawing/2014/chartex" xmlns:cx1="http://schemas.microsoft.com/office/drawing/2015/9/8/chartex" xmlns:cx2="http://schemas.microsoft.com/office/drawing/2015/10/21/chartex" xmlns:cx3="http://schemas.microsoft.com/office/drawing/2016/5/9/chartex" xmlns:cx4="http://schemas.microsoft.com/office/drawing/2016/5/10/chartex" xmlns:cx5="http://schemas.microsoft.com/office/drawing/2016/5/11/chartex" xmlns:cx6="http://schemas.microsoft.com/office/drawing/2016/5/12/chartex" xmlns:cx7="http://schemas.microsoft.com/office/drawing/2016/5/13/chartex" xmlns:cx8="http://schemas.microsoft.com/office/drawing/2016/5/14/chartex" xmlns:mc="http://schemas.openxmlformats.org/markup-compatibility/2006" xmlns:aink="http://schemas.microsoft.com/office/drawing/2016/ink" xmlns:am3d="http://schemas.microsoft.com/office/drawing/2017/model3d" xmlns:o="urn:schemas-microsoft-com:office:office" xmlns:oel="http://schemas.microsoft.com/office/2019/extlst" xmlns:r="http://schemas.openxmlformats.org/officeDocument/2006/relationships" xmlns:m="http://schemas.openxmlformats.org/officeDocument/2006/math" xmlns:v="urn:schemas-microsoft-com:vml" xmlns:wp14="http://schemas.microsoft.com/office/word/2010/wordprocessingDrawing" xmlns:wp="http://schemas.openxmlformats.org/drawingml/2006/wordprocessingDrawing" xmlns:w10="urn:schemas-microsoft-com:office:word" xmlns:w="http://schemas.openxmlformats.org/wordprocessingml/2006/main" xmlns:w14="http://schemas.microsoft.com/office/word/2010/wordml" xmlns:w15="http://schemas.microsoft.com/office/word/2012/wordml" xmlns:w16cex="http://schemas.microsoft.com/office/word/2018/wordml/cex" xmlns:w16cid="http://schemas.microsoft.com/office/word/2016/wordml/cid" xmlns:w16="http://schemas.microsoft.com/office/word/2018/wordml" xmlns:w16sdtdh="http://schemas.microsoft.com/office/word/2020/wordml/sdtdatahash" xmlns:w16se="http://schemas.microsoft.com/office/word/2015/wordml/symex" xmlns:wpg="http://schemas.microsoft.com/office/word/2010/wordprocessingGroup" xmlns:wpi="http://schemas.microsoft.com/office/word/2010/wordprocessingInk" xmlns:wne="http://schemas.microsoft.com/office/word/2006/wordml" xmlns:wps="http://schemas.microsoft.com/office/word/2010/wordprocessingShape" mc:Ignorable="w14 w15 w16se w16cid w16 w16cex w16sdtdh wp14">
+<w:footnotes xmlns:wpc="http://schemas.microsoft.com/office/word/2010/wordprocessingCanvas" xmlns:mc="http://schemas.openxmlformats.org/markup-compatibility/2006" xmlns:o="urn:schemas-microsoft-com:office:office" xmlns:r="http://schemas.openxmlformats.org/officeDocument/2006/relationships" xmlns:m="http://schemas.openxmlformats.org/officeDocument/2006/math" xmlns:v="urn:schemas-microsoft-com:vml" xmlns:wp14="http://schemas.microsoft.com/office/word/2010/wordprocessingDrawing" xmlns:wp="http://schemas.openxmlformats.org/drawingml/2006/wordprocessingDrawing" xmlns:w10="urn:schemas-microsoft-com:office:word" xmlns:w="http://schemas.openxmlformats.org/wordprocessingml/2006/main" xmlns:w14="http://schemas.microsoft.com/office/word/2010/wordml" xmlns:w15="http://schemas.microsoft.com/office/word/2012/wordml" xmlns:wpg="http://schemas.microsoft.com/office/word/2010/wordprocessingGroup" xmlns:wpi="http://schemas.microsoft.com/office/word/2010/wordprocessingInk" xmlns:wne="http://schemas.microsoft.com/office/word/2006/wordml" xmlns:wps="http://schemas.microsoft.com/office/word/2010/wordprocessingShape" mc:Ignorable="w14 w15 wp14">
   <w:footnote w:type="separator" w:id="-1">
     <w:p>
       <w:pPr>
@@ -9198,8 +10021,8 @@
 </file>
 
 <file path=word/numbering.xml><?xml version="1.0" encoding="utf-8"?>
-<w:numbering xmlns:wpc="http://schemas.microsoft.com/office/word/2010/wordprocessingCanvas" xmlns:cx="http://schemas.microsoft.com/office/drawing/2014/chartex" xmlns:cx1="http://schemas.microsoft.com/office/drawing/2015/9/8/chartex" xmlns:cx2="http://schemas.microsoft.com/office/drawing/2015/10/21/chartex" xmlns:cx3="http://schemas.microsoft.com/office/drawing/2016/5/9/chartex" xmlns:cx4="http://schemas.microsoft.com/office/drawing/2016/5/10/chartex" xmlns:cx5="http://schemas.microsoft.com/office/drawing/2016/5/11/chartex" xmlns:cx6="http://schemas.microsoft.com/office/drawing/2016/5/12/chartex" xmlns:cx7="http://schemas.microsoft.com/office/drawing/2016/5/13/chartex" xmlns:cx8="http://schemas.microsoft.com/office/drawing/2016/5/14/chartex" xmlns:mc="http://schemas.openxmlformats.org/markup-compatibility/2006" xmlns:aink="http://schemas.microsoft.com/office/drawing/2016/ink" xmlns:am3d="http://schemas.microsoft.com/office/drawing/2017/model3d" xmlns:o="urn:schemas-microsoft-com:office:office" xmlns:oel="http://schemas.microsoft.com/office/2019/extlst" xmlns:r="http://schemas.openxmlformats.org/officeDocument/2006/relationships" xmlns:m="http://schemas.openxmlformats.org/officeDocument/2006/math" xmlns:v="urn:schemas-microsoft-com:vml" xmlns:wp14="http://schemas.microsoft.com/office/word/2010/wordprocessingDrawing" xmlns:wp="http://schemas.openxmlformats.org/drawingml/2006/wordprocessingDrawing" xmlns:w10="urn:schemas-microsoft-com:office:word" xmlns:w="http://schemas.openxmlformats.org/wordprocessingml/2006/main" xmlns:w14="http://schemas.microsoft.com/office/word/2010/wordml" xmlns:w15="http://schemas.microsoft.com/office/word/2012/wordml" xmlns:w16cex="http://schemas.microsoft.com/office/word/2018/wordml/cex" xmlns:w16cid="http://schemas.microsoft.com/office/word/2016/wordml/cid" xmlns:w16="http://schemas.microsoft.com/office/word/2018/wordml" xmlns:w16sdtdh="http://schemas.microsoft.com/office/word/2020/wordml/sdtdatahash" xmlns:w16se="http://schemas.microsoft.com/office/word/2015/wordml/symex" xmlns:wpg="http://schemas.microsoft.com/office/word/2010/wordprocessingGroup" xmlns:wpi="http://schemas.microsoft.com/office/word/2010/wordprocessingInk" xmlns:wne="http://schemas.microsoft.com/office/word/2006/wordml" xmlns:wps="http://schemas.microsoft.com/office/word/2010/wordprocessingShape" mc:Ignorable="w14 w15 w16se w16cid w16 w16cex w16sdtdh wp14">
-  <w:abstractNum w:abstractNumId="0" w15:restartNumberingAfterBreak="0">
+<w:numbering xmlns:wpc="http://schemas.microsoft.com/office/word/2010/wordprocessingCanvas" xmlns:mc="http://schemas.openxmlformats.org/markup-compatibility/2006" xmlns:o="urn:schemas-microsoft-com:office:office" xmlns:r="http://schemas.openxmlformats.org/officeDocument/2006/relationships" xmlns:m="http://schemas.openxmlformats.org/officeDocument/2006/math" xmlns:v="urn:schemas-microsoft-com:vml" xmlns:wp14="http://schemas.microsoft.com/office/word/2010/wordprocessingDrawing" xmlns:wp="http://schemas.openxmlformats.org/drawingml/2006/wordprocessingDrawing" xmlns:w10="urn:schemas-microsoft-com:office:word" xmlns:w="http://schemas.openxmlformats.org/wordprocessingml/2006/main" xmlns:w14="http://schemas.microsoft.com/office/word/2010/wordml" xmlns:w15="http://schemas.microsoft.com/office/word/2012/wordml" xmlns:wpg="http://schemas.microsoft.com/office/word/2010/wordprocessingGroup" xmlns:wpi="http://schemas.microsoft.com/office/word/2010/wordprocessingInk" xmlns:wne="http://schemas.microsoft.com/office/word/2006/wordml" xmlns:wps="http://schemas.microsoft.com/office/word/2010/wordprocessingShape" mc:Ignorable="w14 w15 wp14">
+  <w:abstractNum w:abstractNumId="0">
     <w:nsid w:val="09510F1C"/>
     <w:multiLevelType w:val="hybridMultilevel"/>
     <w:tmpl w:val="86F60E24"/>
@@ -9289,7 +10112,7 @@
       </w:pPr>
     </w:lvl>
   </w:abstractNum>
-  <w:abstractNum w:abstractNumId="1" w15:restartNumberingAfterBreak="0">
+  <w:abstractNum w:abstractNumId="1">
     <w:nsid w:val="15C306FC"/>
     <w:multiLevelType w:val="hybridMultilevel"/>
     <w:tmpl w:val="2EDC05CA"/>
@@ -9402,17 +10225,249 @@
       </w:rPr>
     </w:lvl>
   </w:abstractNum>
-  <w:num w:numId="1" w16cid:durableId="266473890">
+  <w:abstractNum w:abstractNumId="2">
+    <w:nsid w:val="4A705E97"/>
+    <w:multiLevelType w:val="hybridMultilevel"/>
+    <w:tmpl w:val="2564C100"/>
+    <w:lvl w:ilvl="0" w:tplc="04090001">
+      <w:start w:val="1"/>
+      <w:numFmt w:val="bullet"/>
+      <w:lvlText w:val=""/>
+      <w:lvlJc w:val="left"/>
+      <w:pPr>
+        <w:ind w:left="720" w:hanging="360"/>
+      </w:pPr>
+      <w:rPr>
+        <w:rFonts w:ascii="Symbol" w:hAnsi="Symbol" w:hint="default"/>
+      </w:rPr>
+    </w:lvl>
+    <w:lvl w:ilvl="1" w:tplc="04090003" w:tentative="1">
+      <w:start w:val="1"/>
+      <w:numFmt w:val="bullet"/>
+      <w:lvlText w:val="o"/>
+      <w:lvlJc w:val="left"/>
+      <w:pPr>
+        <w:ind w:left="1440" w:hanging="360"/>
+      </w:pPr>
+      <w:rPr>
+        <w:rFonts w:ascii="Courier New" w:hAnsi="Courier New" w:cs="Courier New" w:hint="default"/>
+      </w:rPr>
+    </w:lvl>
+    <w:lvl w:ilvl="2" w:tplc="04090005" w:tentative="1">
+      <w:start w:val="1"/>
+      <w:numFmt w:val="bullet"/>
+      <w:lvlText w:val=""/>
+      <w:lvlJc w:val="left"/>
+      <w:pPr>
+        <w:ind w:left="2160" w:hanging="360"/>
+      </w:pPr>
+      <w:rPr>
+        <w:rFonts w:ascii="Wingdings" w:hAnsi="Wingdings" w:hint="default"/>
+      </w:rPr>
+    </w:lvl>
+    <w:lvl w:ilvl="3" w:tplc="04090001" w:tentative="1">
+      <w:start w:val="1"/>
+      <w:numFmt w:val="bullet"/>
+      <w:lvlText w:val=""/>
+      <w:lvlJc w:val="left"/>
+      <w:pPr>
+        <w:ind w:left="2880" w:hanging="360"/>
+      </w:pPr>
+      <w:rPr>
+        <w:rFonts w:ascii="Symbol" w:hAnsi="Symbol" w:hint="default"/>
+      </w:rPr>
+    </w:lvl>
+    <w:lvl w:ilvl="4" w:tplc="04090003" w:tentative="1">
+      <w:start w:val="1"/>
+      <w:numFmt w:val="bullet"/>
+      <w:lvlText w:val="o"/>
+      <w:lvlJc w:val="left"/>
+      <w:pPr>
+        <w:ind w:left="3600" w:hanging="360"/>
+      </w:pPr>
+      <w:rPr>
+        <w:rFonts w:ascii="Courier New" w:hAnsi="Courier New" w:cs="Courier New" w:hint="default"/>
+      </w:rPr>
+    </w:lvl>
+    <w:lvl w:ilvl="5" w:tplc="04090005" w:tentative="1">
+      <w:start w:val="1"/>
+      <w:numFmt w:val="bullet"/>
+      <w:lvlText w:val=""/>
+      <w:lvlJc w:val="left"/>
+      <w:pPr>
+        <w:ind w:left="4320" w:hanging="360"/>
+      </w:pPr>
+      <w:rPr>
+        <w:rFonts w:ascii="Wingdings" w:hAnsi="Wingdings" w:hint="default"/>
+      </w:rPr>
+    </w:lvl>
+    <w:lvl w:ilvl="6" w:tplc="04090001" w:tentative="1">
+      <w:start w:val="1"/>
+      <w:numFmt w:val="bullet"/>
+      <w:lvlText w:val=""/>
+      <w:lvlJc w:val="left"/>
+      <w:pPr>
+        <w:ind w:left="5040" w:hanging="360"/>
+      </w:pPr>
+      <w:rPr>
+        <w:rFonts w:ascii="Symbol" w:hAnsi="Symbol" w:hint="default"/>
+      </w:rPr>
+    </w:lvl>
+    <w:lvl w:ilvl="7" w:tplc="04090003" w:tentative="1">
+      <w:start w:val="1"/>
+      <w:numFmt w:val="bullet"/>
+      <w:lvlText w:val="o"/>
+      <w:lvlJc w:val="left"/>
+      <w:pPr>
+        <w:ind w:left="5760" w:hanging="360"/>
+      </w:pPr>
+      <w:rPr>
+        <w:rFonts w:ascii="Courier New" w:hAnsi="Courier New" w:cs="Courier New" w:hint="default"/>
+      </w:rPr>
+    </w:lvl>
+    <w:lvl w:ilvl="8" w:tplc="04090005" w:tentative="1">
+      <w:start w:val="1"/>
+      <w:numFmt w:val="bullet"/>
+      <w:lvlText w:val=""/>
+      <w:lvlJc w:val="left"/>
+      <w:pPr>
+        <w:ind w:left="6480" w:hanging="360"/>
+      </w:pPr>
+      <w:rPr>
+        <w:rFonts w:ascii="Wingdings" w:hAnsi="Wingdings" w:hint="default"/>
+      </w:rPr>
+    </w:lvl>
+  </w:abstractNum>
+  <w:abstractNum w:abstractNumId="3">
+    <w:nsid w:val="57F06BEA"/>
+    <w:multiLevelType w:val="hybridMultilevel"/>
+    <w:tmpl w:val="65D63070"/>
+    <w:lvl w:ilvl="0" w:tplc="04090001">
+      <w:start w:val="1"/>
+      <w:numFmt w:val="bullet"/>
+      <w:lvlText w:val=""/>
+      <w:lvlJc w:val="left"/>
+      <w:pPr>
+        <w:ind w:left="720" w:hanging="360"/>
+      </w:pPr>
+      <w:rPr>
+        <w:rFonts w:ascii="Symbol" w:hAnsi="Symbol" w:hint="default"/>
+      </w:rPr>
+    </w:lvl>
+    <w:lvl w:ilvl="1" w:tplc="04090003" w:tentative="1">
+      <w:start w:val="1"/>
+      <w:numFmt w:val="bullet"/>
+      <w:lvlText w:val="o"/>
+      <w:lvlJc w:val="left"/>
+      <w:pPr>
+        <w:ind w:left="1440" w:hanging="360"/>
+      </w:pPr>
+      <w:rPr>
+        <w:rFonts w:ascii="Courier New" w:hAnsi="Courier New" w:cs="Courier New" w:hint="default"/>
+      </w:rPr>
+    </w:lvl>
+    <w:lvl w:ilvl="2" w:tplc="04090005" w:tentative="1">
+      <w:start w:val="1"/>
+      <w:numFmt w:val="bullet"/>
+      <w:lvlText w:val=""/>
+      <w:lvlJc w:val="left"/>
+      <w:pPr>
+        <w:ind w:left="2160" w:hanging="360"/>
+      </w:pPr>
+      <w:rPr>
+        <w:rFonts w:ascii="Wingdings" w:hAnsi="Wingdings" w:hint="default"/>
+      </w:rPr>
+    </w:lvl>
+    <w:lvl w:ilvl="3" w:tplc="04090001" w:tentative="1">
+      <w:start w:val="1"/>
+      <w:numFmt w:val="bullet"/>
+      <w:lvlText w:val=""/>
+      <w:lvlJc w:val="left"/>
+      <w:pPr>
+        <w:ind w:left="2880" w:hanging="360"/>
+      </w:pPr>
+      <w:rPr>
+        <w:rFonts w:ascii="Symbol" w:hAnsi="Symbol" w:hint="default"/>
+      </w:rPr>
+    </w:lvl>
+    <w:lvl w:ilvl="4" w:tplc="04090003" w:tentative="1">
+      <w:start w:val="1"/>
+      <w:numFmt w:val="bullet"/>
+      <w:lvlText w:val="o"/>
+      <w:lvlJc w:val="left"/>
+      <w:pPr>
+        <w:ind w:left="3600" w:hanging="360"/>
+      </w:pPr>
+      <w:rPr>
+        <w:rFonts w:ascii="Courier New" w:hAnsi="Courier New" w:cs="Courier New" w:hint="default"/>
+      </w:rPr>
+    </w:lvl>
+    <w:lvl w:ilvl="5" w:tplc="04090005" w:tentative="1">
+      <w:start w:val="1"/>
+      <w:numFmt w:val="bullet"/>
+      <w:lvlText w:val=""/>
+      <w:lvlJc w:val="left"/>
+      <w:pPr>
+        <w:ind w:left="4320" w:hanging="360"/>
+      </w:pPr>
+      <w:rPr>
+        <w:rFonts w:ascii="Wingdings" w:hAnsi="Wingdings" w:hint="default"/>
+      </w:rPr>
+    </w:lvl>
+    <w:lvl w:ilvl="6" w:tplc="04090001" w:tentative="1">
+      <w:start w:val="1"/>
+      <w:numFmt w:val="bullet"/>
+      <w:lvlText w:val=""/>
+      <w:lvlJc w:val="left"/>
+      <w:pPr>
+        <w:ind w:left="5040" w:hanging="360"/>
+      </w:pPr>
+      <w:rPr>
+        <w:rFonts w:ascii="Symbol" w:hAnsi="Symbol" w:hint="default"/>
+      </w:rPr>
+    </w:lvl>
+    <w:lvl w:ilvl="7" w:tplc="04090003" w:tentative="1">
+      <w:start w:val="1"/>
+      <w:numFmt w:val="bullet"/>
+      <w:lvlText w:val="o"/>
+      <w:lvlJc w:val="left"/>
+      <w:pPr>
+        <w:ind w:left="5760" w:hanging="360"/>
+      </w:pPr>
+      <w:rPr>
+        <w:rFonts w:ascii="Courier New" w:hAnsi="Courier New" w:cs="Courier New" w:hint="default"/>
+      </w:rPr>
+    </w:lvl>
+    <w:lvl w:ilvl="8" w:tplc="04090005" w:tentative="1">
+      <w:start w:val="1"/>
+      <w:numFmt w:val="bullet"/>
+      <w:lvlText w:val=""/>
+      <w:lvlJc w:val="left"/>
+      <w:pPr>
+        <w:ind w:left="6480" w:hanging="360"/>
+      </w:pPr>
+      <w:rPr>
+        <w:rFonts w:ascii="Wingdings" w:hAnsi="Wingdings" w:hint="default"/>
+      </w:rPr>
+    </w:lvl>
+  </w:abstractNum>
+  <w:num w:numId="1">
     <w:abstractNumId w:val="0"/>
   </w:num>
-  <w:num w:numId="2" w16cid:durableId="1130974493">
+  <w:num w:numId="2">
     <w:abstractNumId w:val="1"/>
+  </w:num>
+  <w:num w:numId="3">
+    <w:abstractNumId w:val="2"/>
+  </w:num>
+  <w:num w:numId="4">
+    <w:abstractNumId w:val="3"/>
   </w:num>
 </w:numbering>
 </file>
 
 <file path=word/styles.xml><?xml version="1.0" encoding="utf-8"?>
-<w:styles xmlns:mc="http://schemas.openxmlformats.org/markup-compatibility/2006" xmlns:r="http://schemas.openxmlformats.org/officeDocument/2006/relationships" xmlns:w="http://schemas.openxmlformats.org/wordprocessingml/2006/main" xmlns:w14="http://schemas.microsoft.com/office/word/2010/wordml" xmlns:w15="http://schemas.microsoft.com/office/word/2012/wordml" xmlns:w16cex="http://schemas.microsoft.com/office/word/2018/wordml/cex" xmlns:w16cid="http://schemas.microsoft.com/office/word/2016/wordml/cid" xmlns:w16="http://schemas.microsoft.com/office/word/2018/wordml" xmlns:w16sdtdh="http://schemas.microsoft.com/office/word/2020/wordml/sdtdatahash" xmlns:w16se="http://schemas.microsoft.com/office/word/2015/wordml/symex" mc:Ignorable="w14 w15 w16se w16cid w16 w16cex w16sdtdh">
+<w:styles xmlns:mc="http://schemas.openxmlformats.org/markup-compatibility/2006" xmlns:r="http://schemas.openxmlformats.org/officeDocument/2006/relationships" xmlns:w="http://schemas.openxmlformats.org/wordprocessingml/2006/main" xmlns:w14="http://schemas.microsoft.com/office/word/2010/wordml" xmlns:w15="http://schemas.microsoft.com/office/word/2012/wordml" mc:Ignorable="w14 w15">
   <w:docDefaults>
     <w:rPrDefault>
       <w:rPr>
@@ -9428,7 +10483,7 @@
       </w:pPr>
     </w:pPrDefault>
   </w:docDefaults>
-  <w:latentStyles w:defLockedState="0" w:defUIPriority="99" w:defSemiHidden="0" w:defUnhideWhenUsed="0" w:defQFormat="0" w:count="376">
+  <w:latentStyles w:defLockedState="0" w:defUIPriority="99" w:defSemiHidden="0" w:defUnhideWhenUsed="0" w:defQFormat="0" w:count="371">
     <w:lsdException w:name="Normal" w:uiPriority="0" w:qFormat="1"/>
     <w:lsdException w:name="heading 1" w:uiPriority="9" w:qFormat="1"/>
     <w:lsdException w:name="heading 2" w:semiHidden="1" w:uiPriority="9" w:unhideWhenUsed="1" w:qFormat="1"/>
@@ -9583,7 +10638,6 @@
     <w:lsdException w:name="Table Web 2" w:semiHidden="1" w:unhideWhenUsed="1"/>
     <w:lsdException w:name="Table Web 3" w:semiHidden="1" w:unhideWhenUsed="1"/>
     <w:lsdException w:name="Balloon Text" w:semiHidden="1" w:unhideWhenUsed="1"/>
-    <w:lsdException w:name="Table Grid" w:uiPriority="39"/>
     <w:lsdException w:name="Table Theme" w:semiHidden="1" w:unhideWhenUsed="1"/>
     <w:lsdException w:name="Placeholder Text" w:semiHidden="1"/>
     <w:lsdException w:name="No Spacing" w:uiPriority="1" w:qFormat="1"/>
@@ -9800,11 +10854,6 @@
     <w:lsdException w:name="List Table 5 Dark Accent 6" w:uiPriority="50"/>
     <w:lsdException w:name="List Table 6 Colorful Accent 6" w:uiPriority="51"/>
     <w:lsdException w:name="List Table 7 Colorful Accent 6" w:uiPriority="52"/>
-    <w:lsdException w:name="Mention" w:semiHidden="1" w:unhideWhenUsed="1"/>
-    <w:lsdException w:name="Smart Hyperlink" w:semiHidden="1" w:unhideWhenUsed="1"/>
-    <w:lsdException w:name="Hashtag" w:semiHidden="1" w:unhideWhenUsed="1"/>
-    <w:lsdException w:name="Unresolved Mention" w:semiHidden="1" w:unhideWhenUsed="1"/>
-    <w:lsdException w:name="Smart Link" w:semiHidden="1" w:unhideWhenUsed="1"/>
   </w:latentStyles>
   <w:style w:type="paragraph" w:default="1" w:styleId="Normal">
     <w:name w:val="Normal"/>
@@ -10003,7 +11052,7 @@
     <w:uiPriority w:val="99"/>
     <w:rsid w:val="00F65327"/>
   </w:style>
-  <w:style w:type="character" w:styleId="UnresolvedMention">
+  <w:style w:type="character" w:customStyle="1" w:styleId="UnresolvedMention">
     <w:name w:val="Unresolved Mention"/>
     <w:basedOn w:val="DefaultParagraphFont"/>
     <w:uiPriority w:val="99"/>
@@ -10028,6 +11077,50 @@
       <w:spacing w:after="100"/>
       <w:ind w:left="220"/>
     </w:pPr>
+  </w:style>
+  <w:style w:type="table" w:styleId="TableGrid">
+    <w:name w:val="Table Grid"/>
+    <w:basedOn w:val="TableNormal"/>
+    <w:uiPriority w:val="99"/>
+    <w:rsid w:val="00B6707B"/>
+    <w:pPr>
+      <w:spacing w:after="0" w:line="240" w:lineRule="auto"/>
+    </w:pPr>
+    <w:rPr>
+      <w:rFonts w:ascii="Times New Roman" w:eastAsia="Times New Roman" w:hAnsi="Times New Roman" w:cs="Times New Roman"/>
+      <w:sz w:val="20"/>
+      <w:szCs w:val="20"/>
+      <w:lang w:val="en-US" w:eastAsia="ja-JP"/>
+    </w:rPr>
+    <w:tblPr>
+      <w:tblInd w:w="0" w:type="dxa"/>
+      <w:tblBorders>
+        <w:top w:val="single" w:sz="4" w:space="0" w:color="auto"/>
+        <w:left w:val="single" w:sz="4" w:space="0" w:color="auto"/>
+        <w:bottom w:val="single" w:sz="4" w:space="0" w:color="auto"/>
+        <w:right w:val="single" w:sz="4" w:space="0" w:color="auto"/>
+        <w:insideH w:val="single" w:sz="4" w:space="0" w:color="auto"/>
+        <w:insideV w:val="single" w:sz="4" w:space="0" w:color="auto"/>
+      </w:tblBorders>
+      <w:tblCellMar>
+        <w:top w:w="0" w:type="dxa"/>
+        <w:left w:w="108" w:type="dxa"/>
+        <w:bottom w:w="0" w:type="dxa"/>
+        <w:right w:w="108" w:type="dxa"/>
+      </w:tblCellMar>
+    </w:tblPr>
+  </w:style>
+  <w:style w:type="character" w:styleId="FollowedHyperlink">
+    <w:name w:val="FollowedHyperlink"/>
+    <w:basedOn w:val="DefaultParagraphFont"/>
+    <w:uiPriority w:val="99"/>
+    <w:semiHidden/>
+    <w:unhideWhenUsed/>
+    <w:rsid w:val="00B6707B"/>
+    <w:rPr>
+      <w:color w:val="954F72" w:themeColor="followedHyperlink"/>
+      <w:u w:val="single"/>
+    </w:rPr>
   </w:style>
 </w:styles>
 </file>
